--- a/public/lesson-12.docx
+++ b/public/lesson-12.docx
@@ -6,304 +6,1337 @@
       <w:pPr>
         <w:pStyle w:val="Heading2"/>
         <w:rPr>
-          <w:b w:val="0"/>
-          <w:i w:val="0"/>
-          <w:lang w:val="ru-RU"/>
-        </w:rPr>
-      </w:pPr>
-      <w:r>
-        <w:rPr>
-          <w:b w:val="0"/>
-          <w:i w:val="0"/>
-          <w:lang w:val="ru-RU"/>
-        </w:rPr>
-        <w:t>Урок 12</w:t>
+          <w:lang w:val="ru-RU"/>
+        </w:rPr>
+      </w:pPr>
+      <w:r>
+        <w:rPr>
+          <w:lang w:val="ru-RU"/>
+        </w:rPr>
+        <w:t>Точка притяжения</w:t>
       </w:r>
     </w:p>
     <w:p>
       <w:pPr>
         <w:rPr>
-          <w:lang w:val="ru-RU"/>
-        </w:rPr>
-      </w:pPr>
-      <w:r>
-        <w:rPr>
-          <w:lang w:val="ru-RU"/>
-        </w:rPr>
-        <w:t xml:space="preserve">Тип высказывания, который изобрел Декарт, напоминает граф с единственной начальной точкой — предельным основанием. Но соединится ли все разнообразие тем, исходящих из этой точки, снова в какую-то единую точку? Да, и эта точка — спор </w:t>
-      </w:r>
-      <w:r>
-        <w:rPr>
+          <w:rFonts w:ascii="Times New Roman" w:hAnsi="Times New Roman" w:cs="Times New Roman"/>
+          <w:sz w:val="24"/>
+          <w:szCs w:val="24"/>
+          <w:lang w:val="ru-RU"/>
+        </w:rPr>
+      </w:pPr>
+      <w:r>
+        <w:rPr>
+          <w:rFonts w:ascii="Times New Roman" w:hAnsi="Times New Roman" w:cs="Times New Roman"/>
+          <w:sz w:val="24"/>
+          <w:szCs w:val="24"/>
+          <w:lang w:val="ru-RU"/>
+        </w:rPr>
+        <w:t xml:space="preserve">Тип высказывания, который изобрел Декарт, напоминает граф с единственной начальной точкой — </w:t>
+      </w:r>
+      <w:r>
+        <w:rPr>
+          <w:rFonts w:ascii="Times New Roman" w:hAnsi="Times New Roman" w:cs="Times New Roman"/>
           <w:i/>
+          <w:iCs/>
+          <w:sz w:val="24"/>
+          <w:szCs w:val="24"/>
+          <w:lang w:val="ru-RU"/>
+        </w:rPr>
+        <w:t>предельным основанием</w:t>
+      </w:r>
+      <w:r>
+        <w:rPr>
+          <w:rFonts w:ascii="Times New Roman" w:hAnsi="Times New Roman" w:cs="Times New Roman"/>
+          <w:sz w:val="24"/>
+          <w:szCs w:val="24"/>
+          <w:lang w:val="ru-RU"/>
+        </w:rPr>
+        <w:t xml:space="preserve">. Но соединится ли все разнообразие тем, исходящих из этой точки, снова в какую-то единую точку? Да, и эта точка — спор </w:t>
+      </w:r>
+      <w:r>
+        <w:rPr>
+          <w:rFonts w:ascii="Times New Roman" w:hAnsi="Times New Roman" w:cs="Times New Roman"/>
+          <w:i/>
+          <w:sz w:val="24"/>
+          <w:szCs w:val="24"/>
           <w:lang w:val="ru-RU"/>
         </w:rPr>
         <w:t>материализма</w:t>
       </w:r>
       <w:r>
         <w:rPr>
+          <w:rFonts w:ascii="Times New Roman" w:hAnsi="Times New Roman" w:cs="Times New Roman"/>
+          <w:sz w:val="24"/>
+          <w:szCs w:val="24"/>
           <w:lang w:val="ru-RU"/>
         </w:rPr>
         <w:t xml:space="preserve"> и </w:t>
       </w:r>
       <w:r>
         <w:rPr>
+          <w:rFonts w:ascii="Times New Roman" w:hAnsi="Times New Roman" w:cs="Times New Roman"/>
           <w:i/>
+          <w:sz w:val="24"/>
+          <w:szCs w:val="24"/>
           <w:lang w:val="ru-RU"/>
         </w:rPr>
         <w:t>дуализма</w:t>
       </w:r>
       <w:r>
         <w:rPr>
+          <w:rFonts w:ascii="Times New Roman" w:hAnsi="Times New Roman" w:cs="Times New Roman"/>
+          <w:sz w:val="24"/>
+          <w:szCs w:val="24"/>
           <w:lang w:val="ru-RU"/>
         </w:rPr>
         <w:t xml:space="preserve">, и начался он со спора Декарта и </w:t>
       </w:r>
       <w:r>
         <w:rPr>
+          <w:rFonts w:ascii="Times New Roman" w:hAnsi="Times New Roman" w:cs="Times New Roman"/>
           <w:b/>
+          <w:sz w:val="24"/>
+          <w:szCs w:val="24"/>
           <w:lang w:val="ru-RU"/>
         </w:rPr>
         <w:t>Гоббса</w:t>
       </w:r>
       <w:r>
         <w:rPr>
-          <w:lang w:val="ru-RU"/>
-        </w:rPr>
-        <w:t>. Гоббс был третьим, кто критиковал работу Декарта, которую он всем разослал. В процессе спора выяснилось, что у них даже не нашлось общего языка; спор вскоре сошёл на нет. Манера общения, полностью несоответствующая статусам спорящих философов, должна здесь восприниматься как симптом. Существует какая-то серьезная структурная сложность, обладающая иным статусом.</w:t>
+          <w:rFonts w:ascii="Times New Roman" w:hAnsi="Times New Roman" w:cs="Times New Roman"/>
+          <w:sz w:val="24"/>
+          <w:szCs w:val="24"/>
+          <w:lang w:val="ru-RU"/>
+        </w:rPr>
+        <w:t>.</w:t>
       </w:r>
     </w:p>
     <w:p>
       <w:pPr>
         <w:rPr>
-          <w:lang w:val="ru-RU"/>
-        </w:rPr>
-      </w:pPr>
-      <w:r>
-        <w:rPr>
-          <w:lang w:val="ru-RU"/>
-        </w:rPr>
-        <w:t>Первое замечание Гоббса: Декарт говорит, что несомненен факт сомнения, сомнение — это акт мышления, значит есть кто-то, кто сомневается, носитель сомнения, значит существует мыслящая нематериальная субстанция. Здесь Гоббс говорит: из того, что я мыслю, не выходит с необходимостью то, что я имею кроме телесной какую-то мыслящую субстанцию. Что если способность мыслить является свойством не-мыслящего носителя/субстанции, который является материальным? Что если существует форма организации материи, эффектом которой является мышление (Например, мы состоим из атомов, каждый из которых по отдельности не мыслит, тем не менее, мысли у нас откуда-то есть)?</w:t>
+          <w:rFonts w:ascii="Times New Roman" w:hAnsi="Times New Roman" w:cs="Times New Roman"/>
+          <w:sz w:val="24"/>
+          <w:szCs w:val="24"/>
+          <w:lang w:val="ru-RU"/>
+        </w:rPr>
+      </w:pPr>
+      <w:r>
+        <w:rPr>
+          <w:rFonts w:ascii="Times New Roman" w:hAnsi="Times New Roman" w:cs="Times New Roman"/>
+          <w:sz w:val="24"/>
+          <w:szCs w:val="24"/>
+          <w:lang w:val="ru-RU"/>
+        </w:rPr>
+        <w:t>Гоббс был третьим, кто критиковал работу Декарта, которую он всем разослал. В процессе спора выяснилось, что у них даже не нашлось общего языка</w:t>
+      </w:r>
+      <w:r>
+        <w:rPr>
+          <w:rFonts w:ascii="Times New Roman" w:hAnsi="Times New Roman" w:cs="Times New Roman"/>
+          <w:sz w:val="24"/>
+          <w:szCs w:val="24"/>
+          <w:lang w:val="ru-RU"/>
+        </w:rPr>
+        <w:t xml:space="preserve"> для ведения конструктивного диалога</w:t>
+      </w:r>
+      <w:r>
+        <w:rPr>
+          <w:rFonts w:ascii="Times New Roman" w:hAnsi="Times New Roman" w:cs="Times New Roman"/>
+          <w:sz w:val="24"/>
+          <w:szCs w:val="24"/>
+          <w:lang w:val="ru-RU"/>
+        </w:rPr>
+        <w:t xml:space="preserve">; спор вскоре сошёл на нет. Манера общения, полностью несоответствующая статусам спорящих философов, должна восприниматься </w:t>
+      </w:r>
+      <w:r>
+        <w:rPr>
+          <w:rFonts w:ascii="Times New Roman" w:hAnsi="Times New Roman" w:cs="Times New Roman"/>
+          <w:sz w:val="24"/>
+          <w:szCs w:val="24"/>
+          <w:lang w:val="ru-RU"/>
+        </w:rPr>
+        <w:t xml:space="preserve">нами </w:t>
+      </w:r>
+      <w:r>
+        <w:rPr>
+          <w:rFonts w:ascii="Times New Roman" w:hAnsi="Times New Roman" w:cs="Times New Roman"/>
+          <w:sz w:val="24"/>
+          <w:szCs w:val="24"/>
+          <w:lang w:val="ru-RU"/>
+        </w:rPr>
+        <w:t xml:space="preserve">как симптом. Существует какая-то серьезная структурная сложность, </w:t>
+      </w:r>
+      <w:r>
+        <w:rPr>
+          <w:rFonts w:ascii="Times New Roman" w:hAnsi="Times New Roman" w:cs="Times New Roman"/>
+          <w:sz w:val="24"/>
+          <w:szCs w:val="24"/>
+          <w:lang w:val="ru-RU"/>
+        </w:rPr>
+        <w:t>отличающаяся от бытовых коннотаций неразрешимых кухонных споров</w:t>
+      </w:r>
+      <w:r>
+        <w:rPr>
+          <w:rFonts w:ascii="Times New Roman" w:hAnsi="Times New Roman" w:cs="Times New Roman"/>
+          <w:sz w:val="24"/>
+          <w:szCs w:val="24"/>
+          <w:lang w:val="ru-RU"/>
+        </w:rPr>
+        <w:t>.</w:t>
       </w:r>
     </w:p>
     <w:p>
       <w:pPr>
-        <w:rPr>
-          <w:lang w:val="ru-RU"/>
-        </w:rPr>
-      </w:pPr>
-      <w:r>
-        <w:rPr>
-          <w:lang w:val="ru-RU"/>
-        </w:rPr>
-        <w:t>Преимущество Гоббса в том, что мыслящая субстанция у Декарта это что-то вообще необъяснимое, ведь оно вне протяженности и материи, вне чувственного мира, и как её познать и изучить — совершенно непонятно.</w:t>
+        <w:pStyle w:val="Heading2"/>
+        <w:rPr>
+          <w:lang w:val="ru-RU"/>
+        </w:rPr>
+      </w:pPr>
+      <w:r>
+        <w:rPr>
+          <w:lang w:val="ru-RU"/>
+        </w:rPr>
+        <w:t>Критика Гоббса</w:t>
       </w:r>
     </w:p>
     <w:p>
       <w:pPr>
         <w:rPr>
-          <w:lang w:val="ru-RU"/>
-        </w:rPr>
-      </w:pPr>
-      <w:r>
-        <w:rPr>
-          <w:lang w:val="ru-RU"/>
-        </w:rPr>
-        <w:t xml:space="preserve">Гоббс говорит, что тот разрыв, который у Декарта корректируется с помощью </w:t>
-      </w:r>
-      <w:r>
-        <w:t>intellectio</w:t>
-      </w:r>
-      <w:r>
-        <w:rPr>
-          <w:lang w:val="ru-RU"/>
-        </w:rPr>
-        <w:t xml:space="preserve">, не абсолютен: между </w:t>
-      </w:r>
-      <w:r>
-        <w:t>imaginere</w:t>
-      </w:r>
-      <w:r>
-        <w:rPr>
-          <w:lang w:val="ru-RU"/>
-        </w:rPr>
-        <w:t xml:space="preserve"> и </w:t>
-      </w:r>
-      <w:r>
-        <w:t>intellectio</w:t>
-      </w:r>
-      <w:r>
-        <w:rPr>
-          <w:lang w:val="ru-RU"/>
-        </w:rPr>
-        <w:t xml:space="preserve"> существует промежуточное звено; точнее, нет никакого </w:t>
-      </w:r>
-      <w:r>
-        <w:t>intellectio</w:t>
-      </w:r>
-      <w:r>
-        <w:rPr>
-          <w:lang w:val="ru-RU"/>
-        </w:rPr>
-        <w:t xml:space="preserve">, есть только </w:t>
-      </w:r>
-      <w:r>
-        <w:t>sencio</w:t>
-      </w:r>
-      <w:r>
-        <w:rPr>
-          <w:lang w:val="ru-RU"/>
-        </w:rPr>
-        <w:t xml:space="preserve"> (тоже самое что и </w:t>
-      </w:r>
-      <w:r>
-        <w:t>imaginere</w:t>
-      </w:r>
-      <w:r>
-        <w:rPr>
-          <w:lang w:val="ru-RU"/>
-        </w:rPr>
-        <w:t>) — простое чувственное восприятие, и оно способно к самокоррекции. Впервые Самокоррекция возникает из чувственного восприятия с помощью зеркала. Дело в том, что зеркало дублирует объекты, но свойства, которые в реальности можно потрогать, пощупать, понюхать, в отражении зеркала не существуют, то есть содержат меньше качеств, а значит, в зеркале дубликат, что-то менее реальное — то есть иллюзия. Кроме того, в зеркале нельзя что-то поменять; там может что-то поменяться постфактум, когда изменения произошли в реальности.</w:t>
+          <w:rFonts w:ascii="Times New Roman" w:hAnsi="Times New Roman" w:cs="Times New Roman"/>
+          <w:sz w:val="24"/>
+          <w:szCs w:val="24"/>
+          <w:lang w:val="ru-RU"/>
+        </w:rPr>
+      </w:pPr>
+      <w:r>
+        <w:rPr>
+          <w:rFonts w:ascii="Times New Roman" w:hAnsi="Times New Roman" w:cs="Times New Roman"/>
+          <w:sz w:val="24"/>
+          <w:szCs w:val="24"/>
+          <w:lang w:val="ru-RU"/>
+        </w:rPr>
+        <w:t>Первое замечание: Декарт говорит, что несомненен факт сомнения, сомнение — это акт мышления, значит есть кто-то, кто сомневается, носитель сомнения</w:t>
+      </w:r>
+      <w:r>
+        <w:rPr>
+          <w:rFonts w:ascii="Times New Roman" w:hAnsi="Times New Roman" w:cs="Times New Roman"/>
+          <w:sz w:val="24"/>
+          <w:szCs w:val="24"/>
+          <w:lang w:val="ru-RU"/>
+        </w:rPr>
+        <w:t>;</w:t>
+      </w:r>
+      <w:r>
+        <w:rPr>
+          <w:rFonts w:ascii="Times New Roman" w:hAnsi="Times New Roman" w:cs="Times New Roman"/>
+          <w:sz w:val="24"/>
+          <w:szCs w:val="24"/>
+          <w:lang w:val="ru-RU"/>
+        </w:rPr>
+        <w:t xml:space="preserve"> значит</w:t>
+      </w:r>
+      <w:r>
+        <w:rPr>
+          <w:rFonts w:ascii="Times New Roman" w:hAnsi="Times New Roman" w:cs="Times New Roman"/>
+          <w:sz w:val="24"/>
+          <w:szCs w:val="24"/>
+          <w:lang w:val="ru-RU"/>
+        </w:rPr>
+        <w:t>,</w:t>
+      </w:r>
+      <w:r>
+        <w:rPr>
+          <w:rFonts w:ascii="Times New Roman" w:hAnsi="Times New Roman" w:cs="Times New Roman"/>
+          <w:sz w:val="24"/>
+          <w:szCs w:val="24"/>
+          <w:lang w:val="ru-RU"/>
+        </w:rPr>
+        <w:t xml:space="preserve"> существует </w:t>
+      </w:r>
+      <w:r>
+        <w:rPr>
+          <w:rFonts w:ascii="Times New Roman" w:hAnsi="Times New Roman" w:cs="Times New Roman"/>
+          <w:i/>
+          <w:iCs/>
+          <w:sz w:val="24"/>
+          <w:szCs w:val="24"/>
+          <w:lang w:val="ru-RU"/>
+        </w:rPr>
+        <w:t>мыслящая нематериальная субстанция</w:t>
+      </w:r>
+      <w:r>
+        <w:rPr>
+          <w:rFonts w:ascii="Times New Roman" w:hAnsi="Times New Roman" w:cs="Times New Roman"/>
+          <w:sz w:val="24"/>
+          <w:szCs w:val="24"/>
+          <w:lang w:val="ru-RU"/>
+        </w:rPr>
+        <w:t xml:space="preserve">. </w:t>
+      </w:r>
+      <w:r>
+        <w:rPr>
+          <w:rFonts w:ascii="Times New Roman" w:hAnsi="Times New Roman" w:cs="Times New Roman"/>
+          <w:sz w:val="24"/>
+          <w:szCs w:val="24"/>
+          <w:lang w:val="ru-RU"/>
+        </w:rPr>
+        <w:t>Но для Гоббса</w:t>
+      </w:r>
+      <w:r>
+        <w:rPr>
+          <w:rFonts w:ascii="Times New Roman" w:hAnsi="Times New Roman" w:cs="Times New Roman"/>
+          <w:sz w:val="24"/>
+          <w:szCs w:val="24"/>
+          <w:lang w:val="ru-RU"/>
+        </w:rPr>
+        <w:t xml:space="preserve"> из того, что я мыслю, не выходит с необходимостью то, что я имею кроме телесной какую-то мыслящую субстанцию.</w:t>
       </w:r>
     </w:p>
     <w:p>
       <w:pPr>
-        <w:rPr>
-          <w:lang w:val="ru-RU"/>
-        </w:rPr>
-      </w:pPr>
-      <w:r>
-        <w:rPr>
-          <w:lang w:val="ru-RU"/>
-        </w:rPr>
-        <w:t xml:space="preserve">Ещё раз: Декарт говорит, что имея только </w:t>
-      </w:r>
-      <w:r>
-        <w:t>imaginere</w:t>
-      </w:r>
-      <w:r>
-        <w:rPr>
-          <w:lang w:val="ru-RU"/>
-        </w:rPr>
-        <w:t xml:space="preserve">, невозможно скорректировать иллюзию, что необходимо наличие </w:t>
-      </w:r>
-      <w:r>
-        <w:t>intellectio</w:t>
-      </w:r>
-      <w:r>
-        <w:rPr>
-          <w:lang w:val="ru-RU"/>
-        </w:rPr>
-        <w:t xml:space="preserve">; Гоббс же говорит, что с помощью зеркала можно перейти к коррекции без наличия внематериального </w:t>
-      </w:r>
-      <w:r>
-        <w:t>intellectio</w:t>
-      </w:r>
-      <w:r>
-        <w:rPr>
-          <w:lang w:val="ru-RU"/>
-        </w:rPr>
-        <w:t>.</w:t>
+        <w:pStyle w:val="Quote"/>
+        <w:rPr>
+          <w:lang w:val="ru-RU"/>
+        </w:rPr>
+      </w:pPr>
+      <w:r>
+        <w:rPr>
+          <w:lang w:val="ru-RU"/>
+        </w:rPr>
+        <w:t xml:space="preserve">В противовес картезианского </w:t>
+      </w:r>
+      <w:proofErr w:type="spellStart"/>
+      <w:r>
+        <w:rPr>
+          <w:b/>
+          <w:bCs/>
+          <w:lang w:val="ru-RU"/>
+        </w:rPr>
+        <w:t>Cogito</w:t>
+      </w:r>
+      <w:proofErr w:type="spellEnd"/>
+      <w:r>
+        <w:rPr>
+          <w:b/>
+          <w:bCs/>
+          <w:lang w:val="ru-RU"/>
+        </w:rPr>
+        <w:t xml:space="preserve">, </w:t>
+      </w:r>
+      <w:proofErr w:type="spellStart"/>
+      <w:r>
+        <w:rPr>
+          <w:b/>
+          <w:bCs/>
+          <w:lang w:val="ru-RU"/>
+        </w:rPr>
+        <w:t>ergo</w:t>
+      </w:r>
+      <w:proofErr w:type="spellEnd"/>
+      <w:r>
+        <w:rPr>
+          <w:b/>
+          <w:bCs/>
+          <w:lang w:val="ru-RU"/>
+        </w:rPr>
+        <w:t xml:space="preserve"> </w:t>
+      </w:r>
+      <w:proofErr w:type="spellStart"/>
+      <w:r>
+        <w:rPr>
+          <w:b/>
+          <w:bCs/>
+          <w:lang w:val="ru-RU"/>
+        </w:rPr>
+        <w:t>sum</w:t>
+      </w:r>
+      <w:proofErr w:type="spellEnd"/>
+      <w:r>
+        <w:rPr>
+          <w:lang w:val="ru-RU"/>
+        </w:rPr>
+        <w:t xml:space="preserve"> </w:t>
+      </w:r>
+      <w:r>
+        <w:rPr>
+          <w:lang w:val="ru-RU"/>
+        </w:rPr>
+        <w:t>приводится следующее рассуждение</w:t>
+      </w:r>
+      <w:proofErr w:type="gramStart"/>
+      <w:r>
+        <w:rPr>
+          <w:lang w:val="ru-RU"/>
+        </w:rPr>
+        <w:t>: Из</w:t>
+      </w:r>
+      <w:proofErr w:type="gramEnd"/>
+      <w:r>
+        <w:rPr>
+          <w:lang w:val="ru-RU"/>
+        </w:rPr>
+        <w:t xml:space="preserve"> того, что я шагаю, не следует, что я — шаг.</w:t>
       </w:r>
     </w:p>
     <w:p>
-      <w:r>
-        <w:rPr>
-          <w:lang w:val="ru-RU"/>
-        </w:rPr>
-        <w:t xml:space="preserve">Кроме того, зеркало становится метафорой для демонстрации человеческого мозга. </w:t>
-      </w:r>
-      <w:r>
-        <w:t xml:space="preserve">Мозг является материей, которая отражает другую материю (чем-то напоминает недавно открытые зеркальные нейроны). Но, возможно, мозг — это кривое зеркало, неправильно отражающее реальность; что любой человек не способен правильно воспринимать мир вследствие дефекта. Тогда, есть метод, позволяющий эти дефекты исправлять даже постфактум. Этот механизм является </w:t>
-      </w:r>
-      <w:r>
-        <w:rPr>
+      <w:pPr>
+        <w:rPr>
+          <w:rFonts w:ascii="Times New Roman" w:hAnsi="Times New Roman" w:cs="Times New Roman"/>
+          <w:sz w:val="24"/>
+          <w:szCs w:val="24"/>
+          <w:lang w:val="ru-RU"/>
+        </w:rPr>
+      </w:pPr>
+      <w:r>
+        <w:rPr>
+          <w:rFonts w:ascii="Times New Roman" w:hAnsi="Times New Roman" w:cs="Times New Roman"/>
+          <w:sz w:val="24"/>
+          <w:szCs w:val="24"/>
+          <w:lang w:val="ru-RU"/>
+        </w:rPr>
+        <w:t xml:space="preserve">Что если способность мыслить является свойством </w:t>
+      </w:r>
+      <w:proofErr w:type="gramStart"/>
+      <w:r>
+        <w:rPr>
+          <w:rFonts w:ascii="Times New Roman" w:hAnsi="Times New Roman" w:cs="Times New Roman"/>
+          <w:sz w:val="24"/>
+          <w:szCs w:val="24"/>
+          <w:lang w:val="ru-RU"/>
+        </w:rPr>
+        <w:t>не-мыслящего</w:t>
+      </w:r>
+      <w:proofErr w:type="gramEnd"/>
+      <w:r>
+        <w:rPr>
+          <w:rFonts w:ascii="Times New Roman" w:hAnsi="Times New Roman" w:cs="Times New Roman"/>
+          <w:sz w:val="24"/>
+          <w:szCs w:val="24"/>
+          <w:lang w:val="ru-RU"/>
+        </w:rPr>
+        <w:t xml:space="preserve"> носителя/субстанции, который является материальным? Что если существует форма организации материи, </w:t>
+      </w:r>
+      <w:r>
+        <w:rPr>
+          <w:rFonts w:ascii="Times New Roman" w:hAnsi="Times New Roman" w:cs="Times New Roman"/>
           <w:i/>
-        </w:rPr>
-        <w:t>речью</w:t>
-      </w:r>
-      <w:r>
-        <w:t>.</w:t>
+          <w:iCs/>
+          <w:sz w:val="24"/>
+          <w:szCs w:val="24"/>
+          <w:lang w:val="ru-RU"/>
+        </w:rPr>
+        <w:t>эффектом</w:t>
+      </w:r>
+      <w:r>
+        <w:rPr>
+          <w:rFonts w:ascii="Times New Roman" w:hAnsi="Times New Roman" w:cs="Times New Roman"/>
+          <w:sz w:val="24"/>
+          <w:szCs w:val="24"/>
+          <w:lang w:val="ru-RU"/>
+        </w:rPr>
+        <w:t xml:space="preserve"> которой является мышление?</w:t>
       </w:r>
     </w:p>
     <w:p>
-      <w:r>
-        <w:t xml:space="preserve">Как же действует этот механизм? При осуществлении на меня какого-то </w:t>
-      </w:r>
-      <w:r>
-        <w:rPr>
-          <w:i/>
-        </w:rPr>
-        <w:t>воздействия</w:t>
-      </w:r>
-      <w:r>
-        <w:t xml:space="preserve"> (pressio), это воздействие оказывает влияние на какой-то мой орган восприятия; Из органа восприятия оно передается в мозг, где от него остается </w:t>
-      </w:r>
-      <w:r>
-        <w:rPr>
-          <w:i/>
-        </w:rPr>
-        <w:t>впечатление</w:t>
-      </w:r>
-      <w:r>
-        <w:t xml:space="preserve"> (отпечаток в мозгу, impressionem). В мозгу находится много таких отпечатков, связь между которыми обусловлена лишь последовательностью их поступления. В таком состоянии у нас происходит искажение восприятия, потому что связи среди отпечатков — ложные. </w:t>
-      </w:r>
-      <w:r>
-        <w:rPr>
-          <w:i/>
-        </w:rPr>
-        <w:t xml:space="preserve">И именно такие искажения порождают в нас </w:t>
-      </w:r>
-      <w:r>
-        <w:rPr>
-          <w:i/>
-        </w:rPr>
-        <w:lastRenderedPageBreak/>
-        <w:t>способность ошибки</w:t>
-      </w:r>
-      <w:r>
-        <w:t xml:space="preserve">. Язык или речь позволяет зафиксировать названием впечатления в мозгу: это процесс кодирования, или </w:t>
-      </w:r>
-      <w:r>
-        <w:rPr>
-          <w:i/>
-        </w:rPr>
-        <w:t>номинации</w:t>
-      </w:r>
-      <w:r>
-        <w:t>. И затем правильно расставить связи между наименованиями. Таким образом мы можем устранять искажения, отличать истину ото лжи. Делать это мы можем благодаря принципу выстраивания родо-видовых связей.</w:t>
+      <w:pPr>
+        <w:pStyle w:val="Quote"/>
+        <w:rPr>
+          <w:lang w:val="ru-RU"/>
+        </w:rPr>
+      </w:pPr>
+      <w:r>
+        <w:rPr>
+          <w:lang w:val="ru-RU"/>
+        </w:rPr>
+        <w:t>Для лучшего понимания, например</w:t>
+      </w:r>
+      <w:r>
+        <w:rPr>
+          <w:lang w:val="ru-RU"/>
+        </w:rPr>
+        <w:t>, мы состоим из атомов, каждый из которых по отдельности не мыслит, тем не менее, мысли у нас откуда-то есть</w:t>
       </w:r>
     </w:p>
     <w:p>
-      <w:r>
-        <w:t xml:space="preserve">Но есть вид ошибок, который не проявится на родо-видовой связи и которые исправить будет уже нельзя — ошибки на уровне первичного кодирования. Операция корректировки в этом случае будет содержать системную ошибку. Это называется </w:t>
-      </w:r>
-      <w:r>
-        <w:rPr>
+      <w:pPr>
+        <w:rPr>
+          <w:rFonts w:ascii="Times New Roman" w:hAnsi="Times New Roman" w:cs="Times New Roman"/>
+          <w:sz w:val="24"/>
+          <w:szCs w:val="24"/>
+          <w:lang w:val="ru-RU"/>
+        </w:rPr>
+      </w:pPr>
+      <w:r>
+        <w:rPr>
+          <w:rFonts w:ascii="Times New Roman" w:hAnsi="Times New Roman" w:cs="Times New Roman"/>
+          <w:sz w:val="24"/>
+          <w:szCs w:val="24"/>
+          <w:lang w:val="ru-RU"/>
+        </w:rPr>
+        <w:t xml:space="preserve">Преимущество Гоббса в том, что </w:t>
+      </w:r>
+      <w:r>
+        <w:rPr>
+          <w:rFonts w:ascii="Times New Roman" w:hAnsi="Times New Roman" w:cs="Times New Roman"/>
           <w:i/>
-        </w:rPr>
-        <w:t>эффектом замкнутой системы</w:t>
-      </w:r>
-      <w:r>
-        <w:t>. В системе Гоббса кроме протяженной субстанции ничего не существует; значит, и нет возможности посмотреть на нее извне, чтобы понять возможность ошибки. Если у меня есть врожденный дефект, влияющий на процедуру кодирования, то нет возможности, абстрагировавшись, его выявить.</w:t>
+          <w:iCs/>
+          <w:sz w:val="24"/>
+          <w:szCs w:val="24"/>
+          <w:lang w:val="ru-RU"/>
+        </w:rPr>
+        <w:t>мыслящая субстанция</w:t>
+      </w:r>
+      <w:r>
+        <w:rPr>
+          <w:rFonts w:ascii="Times New Roman" w:hAnsi="Times New Roman" w:cs="Times New Roman"/>
+          <w:sz w:val="24"/>
+          <w:szCs w:val="24"/>
+          <w:lang w:val="ru-RU"/>
+        </w:rPr>
+        <w:t xml:space="preserve"> у Декарта это что-то вообще необъяснимое, ведь оно вне протяженности и материи, вне чувственного мира, и как её познать и изучить — совершенно непонятно.</w:t>
       </w:r>
     </w:p>
     <w:p>
-      <w:r>
-        <w:t>В теории Декарта мышление, находящееся вне протяженной материи, имеет возможность взглянуть на систему извне, чтобы выявить ошибку и противостоять эффекту замкнутой системы.</w:t>
+      <w:pPr>
+        <w:rPr>
+          <w:rFonts w:ascii="Times New Roman" w:hAnsi="Times New Roman" w:cs="Times New Roman"/>
+          <w:sz w:val="24"/>
+          <w:szCs w:val="24"/>
+          <w:lang w:val="ru-RU"/>
+        </w:rPr>
+      </w:pPr>
+      <w:r>
+        <w:rPr>
+          <w:rFonts w:ascii="Times New Roman" w:hAnsi="Times New Roman" w:cs="Times New Roman"/>
+          <w:sz w:val="24"/>
+          <w:szCs w:val="24"/>
+          <w:lang w:val="ru-RU"/>
+        </w:rPr>
+        <w:t>Второе замечание:</w:t>
+      </w:r>
+      <w:r>
+        <w:rPr>
+          <w:rFonts w:ascii="Times New Roman" w:hAnsi="Times New Roman" w:cs="Times New Roman"/>
+          <w:sz w:val="24"/>
+          <w:szCs w:val="24"/>
+          <w:lang w:val="ru-RU"/>
+        </w:rPr>
+        <w:t xml:space="preserve"> </w:t>
+      </w:r>
+      <w:r>
+        <w:rPr>
+          <w:rFonts w:ascii="Times New Roman" w:hAnsi="Times New Roman" w:cs="Times New Roman"/>
+          <w:sz w:val="24"/>
+          <w:szCs w:val="24"/>
+          <w:lang w:val="ru-RU"/>
+        </w:rPr>
+        <w:t xml:space="preserve">по Гоббсу </w:t>
+      </w:r>
+      <w:r>
+        <w:rPr>
+          <w:rFonts w:ascii="Times New Roman" w:hAnsi="Times New Roman" w:cs="Times New Roman"/>
+          <w:sz w:val="24"/>
+          <w:szCs w:val="24"/>
+          <w:lang w:val="ru-RU"/>
+        </w:rPr>
+        <w:t xml:space="preserve">тот разрыв, который у Декарта корректируется с помощью </w:t>
+      </w:r>
+      <w:proofErr w:type="spellStart"/>
+      <w:r>
+        <w:rPr>
+          <w:rFonts w:ascii="Times New Roman" w:hAnsi="Times New Roman" w:cs="Times New Roman"/>
+          <w:i/>
+          <w:iCs/>
+          <w:sz w:val="24"/>
+          <w:szCs w:val="24"/>
+        </w:rPr>
+        <w:t>intellectio</w:t>
+      </w:r>
+      <w:proofErr w:type="spellEnd"/>
+      <w:r>
+        <w:rPr>
+          <w:rFonts w:ascii="Times New Roman" w:hAnsi="Times New Roman" w:cs="Times New Roman"/>
+          <w:sz w:val="24"/>
+          <w:szCs w:val="24"/>
+          <w:lang w:val="ru-RU"/>
+        </w:rPr>
+        <w:t>, не абсолютен</w:t>
+      </w:r>
+      <w:r>
+        <w:rPr>
+          <w:rFonts w:ascii="Times New Roman" w:hAnsi="Times New Roman" w:cs="Times New Roman"/>
+          <w:sz w:val="24"/>
+          <w:szCs w:val="24"/>
+          <w:lang w:val="ru-RU"/>
+        </w:rPr>
+        <w:t xml:space="preserve"> —</w:t>
+      </w:r>
+      <w:r>
+        <w:rPr>
+          <w:rFonts w:ascii="Times New Roman" w:hAnsi="Times New Roman" w:cs="Times New Roman"/>
+          <w:sz w:val="24"/>
+          <w:szCs w:val="24"/>
+          <w:lang w:val="ru-RU"/>
+        </w:rPr>
+        <w:t xml:space="preserve"> между </w:t>
+      </w:r>
+      <w:proofErr w:type="spellStart"/>
+      <w:r>
+        <w:rPr>
+          <w:rFonts w:ascii="Times New Roman" w:hAnsi="Times New Roman" w:cs="Times New Roman"/>
+          <w:i/>
+          <w:iCs/>
+          <w:sz w:val="24"/>
+          <w:szCs w:val="24"/>
+        </w:rPr>
+        <w:t>imaginere</w:t>
+      </w:r>
+      <w:proofErr w:type="spellEnd"/>
+      <w:r>
+        <w:rPr>
+          <w:rFonts w:ascii="Times New Roman" w:hAnsi="Times New Roman" w:cs="Times New Roman"/>
+          <w:sz w:val="24"/>
+          <w:szCs w:val="24"/>
+          <w:lang w:val="ru-RU"/>
+        </w:rPr>
+        <w:t xml:space="preserve"> и </w:t>
+      </w:r>
+      <w:proofErr w:type="spellStart"/>
+      <w:r>
+        <w:rPr>
+          <w:rFonts w:ascii="Times New Roman" w:hAnsi="Times New Roman" w:cs="Times New Roman"/>
+          <w:i/>
+          <w:iCs/>
+          <w:sz w:val="24"/>
+          <w:szCs w:val="24"/>
+        </w:rPr>
+        <w:t>intellectio</w:t>
+      </w:r>
+      <w:proofErr w:type="spellEnd"/>
+      <w:r>
+        <w:rPr>
+          <w:rFonts w:ascii="Times New Roman" w:hAnsi="Times New Roman" w:cs="Times New Roman"/>
+          <w:sz w:val="24"/>
+          <w:szCs w:val="24"/>
+          <w:lang w:val="ru-RU"/>
+        </w:rPr>
+        <w:t xml:space="preserve"> существует промежуточное звено; точнее, нет никакого </w:t>
+      </w:r>
+      <w:proofErr w:type="spellStart"/>
+      <w:r>
+        <w:rPr>
+          <w:rFonts w:ascii="Times New Roman" w:hAnsi="Times New Roman" w:cs="Times New Roman"/>
+          <w:i/>
+          <w:iCs/>
+          <w:sz w:val="24"/>
+          <w:szCs w:val="24"/>
+        </w:rPr>
+        <w:t>intellectio</w:t>
+      </w:r>
+      <w:proofErr w:type="spellEnd"/>
+      <w:r>
+        <w:rPr>
+          <w:rFonts w:ascii="Times New Roman" w:hAnsi="Times New Roman" w:cs="Times New Roman"/>
+          <w:sz w:val="24"/>
+          <w:szCs w:val="24"/>
+          <w:lang w:val="ru-RU"/>
+        </w:rPr>
+        <w:t xml:space="preserve">, есть только </w:t>
+      </w:r>
+      <w:proofErr w:type="spellStart"/>
+      <w:r>
+        <w:rPr>
+          <w:rFonts w:ascii="Times New Roman" w:hAnsi="Times New Roman" w:cs="Times New Roman"/>
+          <w:b/>
+          <w:bCs/>
+          <w:sz w:val="24"/>
+          <w:szCs w:val="24"/>
+        </w:rPr>
+        <w:t>sencio</w:t>
+      </w:r>
+      <w:proofErr w:type="spellEnd"/>
+      <w:r>
+        <w:rPr>
+          <w:rFonts w:ascii="Times New Roman" w:hAnsi="Times New Roman" w:cs="Times New Roman"/>
+          <w:sz w:val="24"/>
+          <w:szCs w:val="24"/>
+          <w:lang w:val="ru-RU"/>
+        </w:rPr>
+        <w:t xml:space="preserve"> (тоже самое что и </w:t>
+      </w:r>
+      <w:proofErr w:type="spellStart"/>
+      <w:r>
+        <w:rPr>
+          <w:rFonts w:ascii="Times New Roman" w:hAnsi="Times New Roman" w:cs="Times New Roman"/>
+          <w:i/>
+          <w:iCs/>
+          <w:sz w:val="24"/>
+          <w:szCs w:val="24"/>
+        </w:rPr>
+        <w:t>imaginere</w:t>
+      </w:r>
+      <w:proofErr w:type="spellEnd"/>
+      <w:r>
+        <w:rPr>
+          <w:rFonts w:ascii="Times New Roman" w:hAnsi="Times New Roman" w:cs="Times New Roman"/>
+          <w:sz w:val="24"/>
+          <w:szCs w:val="24"/>
+          <w:lang w:val="ru-RU"/>
+        </w:rPr>
+        <w:t xml:space="preserve">) — простое чувственное восприятие, и оно способно к </w:t>
+      </w:r>
+      <w:r>
+        <w:rPr>
+          <w:rFonts w:ascii="Times New Roman" w:hAnsi="Times New Roman" w:cs="Times New Roman"/>
+          <w:i/>
+          <w:iCs/>
+          <w:sz w:val="24"/>
+          <w:szCs w:val="24"/>
+          <w:lang w:val="ru-RU"/>
+        </w:rPr>
+        <w:t>самокоррекции</w:t>
+      </w:r>
+      <w:r>
+        <w:rPr>
+          <w:rFonts w:ascii="Times New Roman" w:hAnsi="Times New Roman" w:cs="Times New Roman"/>
+          <w:sz w:val="24"/>
+          <w:szCs w:val="24"/>
+          <w:lang w:val="ru-RU"/>
+        </w:rPr>
+        <w:t>.</w:t>
       </w:r>
     </w:p>
     <w:p>
-      <w:r>
-        <w:t>Образовавшаяся ситуация схожа с ситуацией Гераклита-Парменида: короткое одеяло в холодную ночь. Проблема Декарта в том, что он вводит мыслящую субстанцию, но не может объяснить, что это такое. И когда Гоббс говорит, что Декарт не объяснил разницу между чувственным восприятием и мысленным, то он имел в виду именно механизм самокоррекции, которая происходит с помощью языка. Гоббс написал целую работу, объясняющую то, как этот механизм действует; Декарт же просто вводит сущность, не объяснив её фактически никак. У Гоббса же есть мозг, эмпирически познаваемый. Но если принять его концепцию, то из-за эффекта замкнутой системы мы никогда не сможем понять, ошибаемся ли мы на этапе кодирования или нет.</w:t>
+      <w:pPr>
+        <w:pStyle w:val="Heading2"/>
+        <w:rPr>
+          <w:lang w:val="ru-RU"/>
+        </w:rPr>
+      </w:pPr>
+      <w:r>
+        <w:rPr>
+          <w:lang w:val="ru-RU"/>
+        </w:rPr>
+        <w:t>Откуда берется самокоррекция</w:t>
       </w:r>
     </w:p>
     <w:p>
-      <w:r>
-        <w:t>Плохая новость в том, что спор до сих пор неразрешен. Хорошая в том, что в процессе разрешения этого спора были созданы концепции, вполне могущие быть альтернативой как дуализму, так и материализму. А этот спор становится организующим для них началом.</w:t>
+      <w:pPr>
+        <w:rPr>
+          <w:rFonts w:ascii="Times New Roman" w:hAnsi="Times New Roman" w:cs="Times New Roman"/>
+          <w:sz w:val="24"/>
+          <w:szCs w:val="24"/>
+          <w:lang w:val="ru-RU"/>
+        </w:rPr>
+      </w:pPr>
+      <w:r>
+        <w:rPr>
+          <w:rFonts w:ascii="Times New Roman" w:hAnsi="Times New Roman" w:cs="Times New Roman"/>
+          <w:sz w:val="24"/>
+          <w:szCs w:val="24"/>
+          <w:lang w:val="ru-RU"/>
+        </w:rPr>
+        <w:t>Впервые Самокоррекция возникает из чувственного восприятия с помощью зеркала. Дело в том, что зеркало дублирует объекты, но свойства, которые в реальности можно потрогать, пощупать, понюхать, в отражении зеркала не существуют, то есть содержат меньше качеств, а значит, в зеркале дубликат, что-то менее реальное — то есть иллюзия. Кроме того, в зеркале нельзя что-то поменять; там может что-то поменяться постфактум, когда изменения произошли в реальности.</w:t>
       </w:r>
     </w:p>
     <w:p>
-      <w:r>
+      <w:pPr>
+        <w:rPr>
+          <w:rFonts w:ascii="Times New Roman" w:hAnsi="Times New Roman" w:cs="Times New Roman"/>
+          <w:sz w:val="24"/>
+          <w:szCs w:val="24"/>
+          <w:lang w:val="ru-RU"/>
+        </w:rPr>
+      </w:pPr>
+      <w:r>
+        <w:rPr>
+          <w:rFonts w:ascii="Times New Roman" w:hAnsi="Times New Roman" w:cs="Times New Roman"/>
+          <w:sz w:val="24"/>
+          <w:szCs w:val="24"/>
+          <w:lang w:val="ru-RU"/>
+        </w:rPr>
+        <w:lastRenderedPageBreak/>
+        <w:t xml:space="preserve">Ещё раз: Декарт говорит, что имея только </w:t>
+      </w:r>
+      <w:proofErr w:type="spellStart"/>
+      <w:r>
+        <w:rPr>
+          <w:rFonts w:ascii="Times New Roman" w:hAnsi="Times New Roman" w:cs="Times New Roman"/>
+          <w:i/>
+          <w:iCs/>
+          <w:sz w:val="24"/>
+          <w:szCs w:val="24"/>
+        </w:rPr>
+        <w:t>imaginere</w:t>
+      </w:r>
+      <w:proofErr w:type="spellEnd"/>
+      <w:r>
+        <w:rPr>
+          <w:rFonts w:ascii="Times New Roman" w:hAnsi="Times New Roman" w:cs="Times New Roman"/>
+          <w:sz w:val="24"/>
+          <w:szCs w:val="24"/>
+          <w:lang w:val="ru-RU"/>
+        </w:rPr>
+        <w:t xml:space="preserve">, невозможно скорректировать иллюзию, что необходимо наличие </w:t>
+      </w:r>
+      <w:proofErr w:type="spellStart"/>
+      <w:r>
+        <w:rPr>
+          <w:rFonts w:ascii="Times New Roman" w:hAnsi="Times New Roman" w:cs="Times New Roman"/>
+          <w:i/>
+          <w:iCs/>
+          <w:sz w:val="24"/>
+          <w:szCs w:val="24"/>
+        </w:rPr>
+        <w:t>intellectio</w:t>
+      </w:r>
+      <w:proofErr w:type="spellEnd"/>
+      <w:r>
+        <w:rPr>
+          <w:rFonts w:ascii="Times New Roman" w:hAnsi="Times New Roman" w:cs="Times New Roman"/>
+          <w:sz w:val="24"/>
+          <w:szCs w:val="24"/>
+          <w:lang w:val="ru-RU"/>
+        </w:rPr>
+        <w:t xml:space="preserve">; Гоббс же говорит, что с помощью зеркала можно перейти к коррекции без наличия нематериального </w:t>
+      </w:r>
+      <w:proofErr w:type="spellStart"/>
+      <w:r>
+        <w:rPr>
+          <w:rFonts w:ascii="Times New Roman" w:hAnsi="Times New Roman" w:cs="Times New Roman"/>
+          <w:i/>
+          <w:iCs/>
+          <w:sz w:val="24"/>
+          <w:szCs w:val="24"/>
+        </w:rPr>
+        <w:t>intellectio</w:t>
+      </w:r>
+      <w:proofErr w:type="spellEnd"/>
+      <w:r>
+        <w:rPr>
+          <w:rFonts w:ascii="Times New Roman" w:hAnsi="Times New Roman" w:cs="Times New Roman"/>
+          <w:sz w:val="24"/>
+          <w:szCs w:val="24"/>
+          <w:lang w:val="ru-RU"/>
+        </w:rPr>
+        <w:t>.</w:t>
+      </w:r>
+    </w:p>
+    <w:p>
+      <w:pPr>
+        <w:rPr>
+          <w:rFonts w:ascii="Times New Roman" w:hAnsi="Times New Roman" w:cs="Times New Roman"/>
+          <w:sz w:val="24"/>
+          <w:szCs w:val="24"/>
+          <w:lang w:val="ru-RU"/>
+        </w:rPr>
+      </w:pPr>
+      <w:r>
+        <w:rPr>
+          <w:rFonts w:ascii="Times New Roman" w:hAnsi="Times New Roman" w:cs="Times New Roman"/>
+          <w:sz w:val="24"/>
+          <w:szCs w:val="24"/>
+          <w:lang w:val="ru-RU"/>
+        </w:rPr>
+        <w:t>Кроме того, зеркало становится метафорой для демонстрации человеческого мозга. Мозг является материей, которая отражает другую материю (чем-то напоминает недавно открытые зеркальные нейроны). Но, возможно, мозг — это кривое зеркало, неправильно отражающее реальность; что любой человек не способен правильно воспринимать мир вследствие дефекта.</w:t>
+      </w:r>
+      <w:r>
+        <w:rPr>
+          <w:rFonts w:ascii="Times New Roman" w:hAnsi="Times New Roman" w:cs="Times New Roman"/>
+          <w:sz w:val="24"/>
+          <w:szCs w:val="24"/>
+          <w:lang w:val="ru-RU"/>
+        </w:rPr>
+        <w:t xml:space="preserve"> Но даже в этом случае</w:t>
+      </w:r>
+      <w:r>
+        <w:rPr>
+          <w:rFonts w:ascii="Times New Roman" w:hAnsi="Times New Roman" w:cs="Times New Roman"/>
+          <w:sz w:val="24"/>
+          <w:szCs w:val="24"/>
+          <w:lang w:val="ru-RU"/>
+        </w:rPr>
+        <w:t>, есть метод, позволяющий эти дефекты исправлять постфактум.</w:t>
+      </w:r>
+    </w:p>
+    <w:p>
+      <w:pPr>
+        <w:pStyle w:val="Heading2"/>
+        <w:rPr>
+          <w:lang w:val="ru-RU"/>
+        </w:rPr>
+      </w:pPr>
+      <w:r>
+        <w:rPr>
+          <w:lang w:val="ru-RU"/>
+        </w:rPr>
+        <w:t>Механизм речи</w:t>
+      </w:r>
+    </w:p>
+    <w:p>
+      <w:pPr>
+        <w:rPr>
+          <w:rFonts w:ascii="Times New Roman" w:hAnsi="Times New Roman" w:cs="Times New Roman"/>
+          <w:sz w:val="24"/>
+          <w:szCs w:val="24"/>
+          <w:lang w:val="ru-RU"/>
+        </w:rPr>
+      </w:pPr>
+      <w:r>
+        <w:rPr>
+          <w:rFonts w:ascii="Times New Roman" w:hAnsi="Times New Roman" w:cs="Times New Roman"/>
+          <w:sz w:val="24"/>
+          <w:szCs w:val="24"/>
+          <w:lang w:val="ru-RU"/>
+        </w:rPr>
+        <w:t xml:space="preserve">Этот механизм является </w:t>
+      </w:r>
+      <w:r>
+        <w:rPr>
+          <w:rFonts w:ascii="Times New Roman" w:hAnsi="Times New Roman" w:cs="Times New Roman"/>
+          <w:i/>
+          <w:sz w:val="24"/>
+          <w:szCs w:val="24"/>
+          <w:lang w:val="ru-RU"/>
+        </w:rPr>
+        <w:t>речью</w:t>
+      </w:r>
+      <w:r>
+        <w:rPr>
+          <w:rFonts w:ascii="Times New Roman" w:hAnsi="Times New Roman" w:cs="Times New Roman"/>
+          <w:sz w:val="24"/>
+          <w:szCs w:val="24"/>
+          <w:lang w:val="ru-RU"/>
+        </w:rPr>
+        <w:t>.</w:t>
+      </w:r>
+      <w:r>
+        <w:rPr>
+          <w:rFonts w:ascii="Times New Roman" w:hAnsi="Times New Roman" w:cs="Times New Roman"/>
+          <w:sz w:val="24"/>
+          <w:szCs w:val="24"/>
+          <w:lang w:val="ru-RU"/>
+        </w:rPr>
+        <w:t xml:space="preserve"> </w:t>
+      </w:r>
+      <w:r>
+        <w:rPr>
+          <w:rFonts w:ascii="Times New Roman" w:hAnsi="Times New Roman" w:cs="Times New Roman"/>
+          <w:sz w:val="24"/>
+          <w:szCs w:val="24"/>
+          <w:lang w:val="ru-RU"/>
+        </w:rPr>
+        <w:t xml:space="preserve">При осуществлении на меня какого-то </w:t>
+      </w:r>
+      <w:r>
+        <w:rPr>
+          <w:rFonts w:ascii="Times New Roman" w:hAnsi="Times New Roman" w:cs="Times New Roman"/>
+          <w:i/>
+          <w:sz w:val="24"/>
+          <w:szCs w:val="24"/>
+          <w:lang w:val="ru-RU"/>
+        </w:rPr>
+        <w:t>воздействия</w:t>
+      </w:r>
+      <w:r>
+        <w:rPr>
+          <w:rFonts w:ascii="Times New Roman" w:hAnsi="Times New Roman" w:cs="Times New Roman"/>
+          <w:sz w:val="24"/>
+          <w:szCs w:val="24"/>
+          <w:lang w:val="ru-RU"/>
+        </w:rPr>
+        <w:t xml:space="preserve"> (</w:t>
+      </w:r>
+      <w:proofErr w:type="spellStart"/>
+      <w:r>
+        <w:rPr>
+          <w:rFonts w:ascii="Times New Roman" w:hAnsi="Times New Roman" w:cs="Times New Roman"/>
+          <w:b/>
+          <w:bCs/>
+          <w:sz w:val="24"/>
+          <w:szCs w:val="24"/>
+        </w:rPr>
+        <w:t>pressio</w:t>
+      </w:r>
+      <w:proofErr w:type="spellEnd"/>
+      <w:r>
+        <w:rPr>
+          <w:rFonts w:ascii="Times New Roman" w:hAnsi="Times New Roman" w:cs="Times New Roman"/>
+          <w:sz w:val="24"/>
+          <w:szCs w:val="24"/>
+          <w:lang w:val="ru-RU"/>
+        </w:rPr>
+        <w:t>), это воздействие оказывает влияние на какой-то мой орган восприятия</w:t>
+      </w:r>
+      <w:proofErr w:type="gramStart"/>
+      <w:r>
+        <w:rPr>
+          <w:rFonts w:ascii="Times New Roman" w:hAnsi="Times New Roman" w:cs="Times New Roman"/>
+          <w:sz w:val="24"/>
+          <w:szCs w:val="24"/>
+          <w:lang w:val="ru-RU"/>
+        </w:rPr>
+        <w:t>; Из</w:t>
+      </w:r>
+      <w:proofErr w:type="gramEnd"/>
+      <w:r>
+        <w:rPr>
+          <w:rFonts w:ascii="Times New Roman" w:hAnsi="Times New Roman" w:cs="Times New Roman"/>
+          <w:sz w:val="24"/>
+          <w:szCs w:val="24"/>
+          <w:lang w:val="ru-RU"/>
+        </w:rPr>
+        <w:t xml:space="preserve"> органа восприятия оно передается в мозг, где от него остается </w:t>
+      </w:r>
+      <w:r>
+        <w:rPr>
+          <w:rFonts w:ascii="Times New Roman" w:hAnsi="Times New Roman" w:cs="Times New Roman"/>
+          <w:i/>
+          <w:sz w:val="24"/>
+          <w:szCs w:val="24"/>
+          <w:lang w:val="ru-RU"/>
+        </w:rPr>
+        <w:t>впечатление</w:t>
+      </w:r>
+      <w:r>
+        <w:rPr>
+          <w:rFonts w:ascii="Times New Roman" w:hAnsi="Times New Roman" w:cs="Times New Roman"/>
+          <w:sz w:val="24"/>
+          <w:szCs w:val="24"/>
+          <w:lang w:val="ru-RU"/>
+        </w:rPr>
+        <w:t xml:space="preserve"> (отпечаток в мозгу, </w:t>
+      </w:r>
+      <w:r>
+        <w:rPr>
+          <w:rFonts w:ascii="Times New Roman" w:hAnsi="Times New Roman" w:cs="Times New Roman"/>
+          <w:b/>
+          <w:bCs/>
+          <w:sz w:val="24"/>
+          <w:szCs w:val="24"/>
+        </w:rPr>
+        <w:t>impression</w:t>
+      </w:r>
+      <w:r>
+        <w:rPr>
+          <w:rFonts w:ascii="Times New Roman" w:hAnsi="Times New Roman" w:cs="Times New Roman"/>
+          <w:sz w:val="24"/>
+          <w:szCs w:val="24"/>
+          <w:lang w:val="ru-RU"/>
+        </w:rPr>
+        <w:t xml:space="preserve">). В мозгу находится много таких отпечатков, связь между которыми обусловлена лишь последовательностью их поступления. В таком состоянии у нас происходит искажение восприятия, потому что связи среди отпечатков — ложные. </w:t>
+      </w:r>
+      <w:r>
+        <w:rPr>
+          <w:rFonts w:ascii="Times New Roman" w:hAnsi="Times New Roman" w:cs="Times New Roman"/>
+          <w:iCs/>
+          <w:sz w:val="24"/>
+          <w:szCs w:val="24"/>
+          <w:lang w:val="ru-RU"/>
+        </w:rPr>
+        <w:t>Именно такие искажения порождают в нас способность ошибки</w:t>
+      </w:r>
+      <w:r>
+        <w:rPr>
+          <w:rFonts w:ascii="Times New Roman" w:hAnsi="Times New Roman" w:cs="Times New Roman"/>
+          <w:sz w:val="24"/>
+          <w:szCs w:val="24"/>
+          <w:lang w:val="ru-RU"/>
+        </w:rPr>
+        <w:t xml:space="preserve">. Язык или речь позволяет зафиксировать названием впечатления в мозгу: это процесс кодирования, или </w:t>
+      </w:r>
+      <w:r>
+        <w:rPr>
+          <w:rFonts w:ascii="Times New Roman" w:hAnsi="Times New Roman" w:cs="Times New Roman"/>
+          <w:b/>
+          <w:bCs/>
+          <w:iCs/>
+          <w:sz w:val="24"/>
+          <w:szCs w:val="24"/>
+          <w:lang w:val="ru-RU"/>
+        </w:rPr>
+        <w:t>номинации</w:t>
+      </w:r>
+      <w:r>
+        <w:rPr>
+          <w:rFonts w:ascii="Times New Roman" w:hAnsi="Times New Roman" w:cs="Times New Roman"/>
+          <w:sz w:val="24"/>
+          <w:szCs w:val="24"/>
+          <w:lang w:val="ru-RU"/>
+        </w:rPr>
+        <w:t xml:space="preserve">. И затем правильно расставить связи между наименованиями. Таким образом мы можем устранять искажения, отличать истину ото лжи. Делать это мы можем благодаря принципу выстраивания </w:t>
+      </w:r>
+      <w:r>
+        <w:rPr>
+          <w:rFonts w:ascii="Times New Roman" w:hAnsi="Times New Roman" w:cs="Times New Roman"/>
+          <w:sz w:val="24"/>
+          <w:szCs w:val="24"/>
+          <w:lang w:val="ru-RU"/>
+        </w:rPr>
+        <w:t>родовидовых</w:t>
+      </w:r>
+      <w:r>
+        <w:rPr>
+          <w:rFonts w:ascii="Times New Roman" w:hAnsi="Times New Roman" w:cs="Times New Roman"/>
+          <w:sz w:val="24"/>
+          <w:szCs w:val="24"/>
+          <w:lang w:val="ru-RU"/>
+        </w:rPr>
+        <w:t xml:space="preserve"> связей.</w:t>
+      </w:r>
+    </w:p>
+    <w:p>
+      <w:pPr>
+        <w:pStyle w:val="Heading3"/>
+        <w:rPr>
+          <w:lang w:val="ru-RU"/>
+        </w:rPr>
+      </w:pPr>
+      <w:r>
+        <w:rPr>
+          <w:lang w:val="ru-RU"/>
+        </w:rPr>
+        <w:t>Неразрешимая проблема речи</w:t>
+      </w:r>
+    </w:p>
+    <w:p>
+      <w:pPr>
+        <w:rPr>
+          <w:rFonts w:ascii="Times New Roman" w:hAnsi="Times New Roman" w:cs="Times New Roman"/>
+          <w:sz w:val="24"/>
+          <w:szCs w:val="24"/>
+          <w:lang w:val="ru-RU"/>
+        </w:rPr>
+      </w:pPr>
+      <w:r>
+        <w:rPr>
+          <w:rFonts w:ascii="Times New Roman" w:hAnsi="Times New Roman" w:cs="Times New Roman"/>
+          <w:sz w:val="24"/>
+          <w:szCs w:val="24"/>
+          <w:lang w:val="ru-RU"/>
+        </w:rPr>
+        <w:t xml:space="preserve">Но есть вид ошибок, который не проявится на родовидовой связи и которые исправить будет уже нельзя — ошибки на уровне первичного кодирования. Операция корректировки в этом случае будет содержать системную ошибку. Это называется </w:t>
+      </w:r>
+      <w:r>
+        <w:rPr>
+          <w:rFonts w:ascii="Times New Roman" w:hAnsi="Times New Roman" w:cs="Times New Roman"/>
+          <w:i/>
+          <w:sz w:val="24"/>
+          <w:szCs w:val="24"/>
+          <w:lang w:val="ru-RU"/>
+        </w:rPr>
+        <w:t>эффектом замкнутой системы</w:t>
+      </w:r>
+      <w:r>
+        <w:rPr>
+          <w:rFonts w:ascii="Times New Roman" w:hAnsi="Times New Roman" w:cs="Times New Roman"/>
+          <w:sz w:val="24"/>
+          <w:szCs w:val="24"/>
+          <w:lang w:val="ru-RU"/>
+        </w:rPr>
+        <w:t>. В системе Гоббса кроме протяженной субстанции ничего не существует; значит, и нет возможности посмотреть на нее извне, чтобы понять возможность ошибки. Если у меня есть врожденный дефект, влияющий на процедуру кодирования, то нет возможности, абстрагировавшись, его выявить.</w:t>
+      </w:r>
+    </w:p>
+    <w:p>
+      <w:pPr>
+        <w:pStyle w:val="Heading2"/>
+        <w:rPr>
+          <w:lang w:val="ru-RU"/>
+        </w:rPr>
+      </w:pPr>
+      <w:r>
+        <w:rPr>
+          <w:lang w:val="ru-RU"/>
+        </w:rPr>
+        <w:t>Эффект замкнутой системы</w:t>
+      </w:r>
+    </w:p>
+    <w:p>
+      <w:pPr>
+        <w:rPr>
+          <w:rFonts w:ascii="Times New Roman" w:hAnsi="Times New Roman" w:cs="Times New Roman"/>
+          <w:sz w:val="24"/>
+          <w:szCs w:val="24"/>
+          <w:lang w:val="ru-RU"/>
+        </w:rPr>
+      </w:pPr>
+      <w:r>
+        <w:rPr>
+          <w:rFonts w:ascii="Times New Roman" w:hAnsi="Times New Roman" w:cs="Times New Roman"/>
+          <w:sz w:val="24"/>
+          <w:szCs w:val="24"/>
+          <w:lang w:val="ru-RU"/>
+        </w:rPr>
+        <w:t>В теории Декарта мышление, находящееся вне протяженной материи, имеет возможность взглянуть на систему извне, чтобы выявить ошибку и противостоять эффекту замкнутой системы.</w:t>
+      </w:r>
+    </w:p>
+    <w:p>
+      <w:pPr>
+        <w:rPr>
+          <w:rFonts w:ascii="Times New Roman" w:hAnsi="Times New Roman" w:cs="Times New Roman"/>
+          <w:sz w:val="24"/>
+          <w:szCs w:val="24"/>
+          <w:lang w:val="ru-RU"/>
+        </w:rPr>
+      </w:pPr>
+      <w:r>
+        <w:rPr>
+          <w:rFonts w:ascii="Times New Roman" w:hAnsi="Times New Roman" w:cs="Times New Roman"/>
+          <w:sz w:val="24"/>
+          <w:szCs w:val="24"/>
+          <w:lang w:val="ru-RU"/>
+        </w:rPr>
+        <w:t xml:space="preserve">Образовавшаяся ситуация схожа с ситуацией Гераклита-Парменида: короткое одеяло в холодную ночь. Проблема Декарта в том, что он вводит </w:t>
+      </w:r>
+      <w:r>
+        <w:rPr>
+          <w:rFonts w:ascii="Times New Roman" w:hAnsi="Times New Roman" w:cs="Times New Roman"/>
+          <w:i/>
+          <w:iCs/>
+          <w:sz w:val="24"/>
+          <w:szCs w:val="24"/>
+          <w:lang w:val="ru-RU"/>
+        </w:rPr>
+        <w:t>мыслящую субстанцию</w:t>
+      </w:r>
+      <w:r>
+        <w:rPr>
+          <w:rFonts w:ascii="Times New Roman" w:hAnsi="Times New Roman" w:cs="Times New Roman"/>
+          <w:sz w:val="24"/>
+          <w:szCs w:val="24"/>
+          <w:lang w:val="ru-RU"/>
+        </w:rPr>
+        <w:t xml:space="preserve">, но не может объяснить, что это такое. И когда Гоббс говорит, что Декарт не объяснил разницу между чувственным восприятием и мысленным, то он имел в виду именно механизм </w:t>
+      </w:r>
+      <w:r>
+        <w:rPr>
+          <w:rFonts w:ascii="Times New Roman" w:hAnsi="Times New Roman" w:cs="Times New Roman"/>
+          <w:i/>
+          <w:iCs/>
+          <w:sz w:val="24"/>
+          <w:szCs w:val="24"/>
+          <w:lang w:val="ru-RU"/>
+        </w:rPr>
+        <w:t>самокоррекции</w:t>
+      </w:r>
+      <w:r>
+        <w:rPr>
+          <w:rFonts w:ascii="Times New Roman" w:hAnsi="Times New Roman" w:cs="Times New Roman"/>
+          <w:sz w:val="24"/>
+          <w:szCs w:val="24"/>
+          <w:lang w:val="ru-RU"/>
+        </w:rPr>
+        <w:t xml:space="preserve">, которая происходит с помощью языка. Гоббс написал целую работу, объясняющую то, как этот механизм действует; Декарт же просто вводит сущность, не объяснив её фактически никак. У Гоббса есть мозг, эмпирически познаваемый. Но если принять его концепцию, то из-за </w:t>
+      </w:r>
+      <w:r>
+        <w:rPr>
+          <w:rFonts w:ascii="Times New Roman" w:hAnsi="Times New Roman" w:cs="Times New Roman"/>
+          <w:i/>
+          <w:iCs/>
+          <w:sz w:val="24"/>
+          <w:szCs w:val="24"/>
+          <w:lang w:val="ru-RU"/>
+        </w:rPr>
+        <w:t>эффекта замкнутой системы</w:t>
+      </w:r>
+      <w:r>
+        <w:rPr>
+          <w:rFonts w:ascii="Times New Roman" w:hAnsi="Times New Roman" w:cs="Times New Roman"/>
+          <w:sz w:val="24"/>
+          <w:szCs w:val="24"/>
+          <w:lang w:val="ru-RU"/>
+        </w:rPr>
+        <w:t xml:space="preserve"> мы никогда не сможем понять, ошибаемся ли мы на этапе кодирования или нет.</w:t>
+      </w:r>
+    </w:p>
+    <w:p>
+      <w:pPr>
+        <w:pStyle w:val="Heading2"/>
+        <w:rPr>
+          <w:lang w:val="ru-RU"/>
+        </w:rPr>
+      </w:pPr>
+      <w:r>
+        <w:rPr>
+          <w:lang w:val="ru-RU"/>
+        </w:rPr>
+        <w:lastRenderedPageBreak/>
+        <w:t>Промежуточные итоги</w:t>
+      </w:r>
+    </w:p>
+    <w:p>
+      <w:pPr>
+        <w:rPr>
+          <w:rFonts w:ascii="Times New Roman" w:hAnsi="Times New Roman" w:cs="Times New Roman"/>
+          <w:sz w:val="24"/>
+          <w:szCs w:val="24"/>
+          <w:lang w:val="ru-RU"/>
+        </w:rPr>
+      </w:pPr>
+      <w:r>
+        <w:rPr>
+          <w:rFonts w:ascii="Times New Roman" w:hAnsi="Times New Roman" w:cs="Times New Roman"/>
+          <w:sz w:val="24"/>
+          <w:szCs w:val="24"/>
+          <w:lang w:val="ru-RU"/>
+        </w:rPr>
+        <w:t xml:space="preserve">Плохая новость в том, что спор до сих пор </w:t>
+      </w:r>
+      <w:proofErr w:type="spellStart"/>
+      <w:r>
+        <w:rPr>
+          <w:rFonts w:ascii="Times New Roman" w:hAnsi="Times New Roman" w:cs="Times New Roman"/>
+          <w:sz w:val="24"/>
+          <w:szCs w:val="24"/>
+          <w:lang w:val="ru-RU"/>
+        </w:rPr>
+        <w:t>неразрешен</w:t>
+      </w:r>
+      <w:proofErr w:type="spellEnd"/>
+      <w:r>
+        <w:rPr>
+          <w:rFonts w:ascii="Times New Roman" w:hAnsi="Times New Roman" w:cs="Times New Roman"/>
+          <w:sz w:val="24"/>
+          <w:szCs w:val="24"/>
+          <w:lang w:val="ru-RU"/>
+        </w:rPr>
+        <w:t xml:space="preserve">. Хорошая в том, что в процессе разрешения этого спора были созданы концепции, вполне могущие быть альтернативой как дуализму, так и материализму. </w:t>
+      </w:r>
+      <w:r>
+        <w:rPr>
+          <w:rFonts w:ascii="Times New Roman" w:hAnsi="Times New Roman" w:cs="Times New Roman"/>
+          <w:sz w:val="24"/>
+          <w:szCs w:val="24"/>
+          <w:lang w:val="ru-RU"/>
+        </w:rPr>
+        <w:t>Но</w:t>
+      </w:r>
+      <w:r>
+        <w:rPr>
+          <w:rFonts w:ascii="Times New Roman" w:hAnsi="Times New Roman" w:cs="Times New Roman"/>
+          <w:sz w:val="24"/>
+          <w:szCs w:val="24"/>
+          <w:lang w:val="ru-RU"/>
+        </w:rPr>
+        <w:t xml:space="preserve"> этот спор становится организующим для них началом.</w:t>
+      </w:r>
+    </w:p>
+    <w:p>
+      <w:pPr>
+        <w:rPr>
+          <w:rFonts w:ascii="Times New Roman" w:hAnsi="Times New Roman" w:cs="Times New Roman"/>
+          <w:sz w:val="24"/>
+          <w:szCs w:val="24"/>
+          <w:lang w:val="ru-RU"/>
+        </w:rPr>
+      </w:pPr>
+      <w:r>
+        <w:rPr>
+          <w:rFonts w:ascii="Times New Roman" w:hAnsi="Times New Roman" w:cs="Times New Roman"/>
+          <w:sz w:val="24"/>
+          <w:szCs w:val="24"/>
+          <w:lang w:val="ru-RU"/>
+        </w:rPr>
         <w:t>Существует 4 ближайших решения проблемы в течении следующих 200 лет:</w:t>
       </w:r>
     </w:p>
@@ -313,10 +1346,26 @@
           <w:ilvl w:val="0"/>
           <w:numId w:val="13"/>
         </w:numPr>
-      </w:pPr>
-      <w:r>
+        <w:rPr>
+          <w:rFonts w:ascii="Times New Roman" w:hAnsi="Times New Roman" w:cs="Times New Roman"/>
+          <w:b/>
+          <w:bCs/>
+          <w:sz w:val="24"/>
+          <w:szCs w:val="24"/>
+        </w:rPr>
+      </w:pPr>
+      <w:proofErr w:type="spellStart"/>
+      <w:r>
+        <w:rPr>
+          <w:rFonts w:ascii="Times New Roman" w:hAnsi="Times New Roman" w:cs="Times New Roman"/>
+          <w:b/>
+          <w:bCs/>
+          <w:sz w:val="24"/>
+          <w:szCs w:val="24"/>
+        </w:rPr>
         <w:t>Эмпиризм</w:t>
       </w:r>
+      <w:proofErr w:type="spellEnd"/>
     </w:p>
     <w:p>
       <w:pPr>
@@ -324,10 +1373,26 @@
           <w:ilvl w:val="0"/>
           <w:numId w:val="13"/>
         </w:numPr>
-      </w:pPr>
-      <w:r>
+        <w:rPr>
+          <w:rFonts w:ascii="Times New Roman" w:hAnsi="Times New Roman" w:cs="Times New Roman"/>
+          <w:b/>
+          <w:bCs/>
+          <w:sz w:val="24"/>
+          <w:szCs w:val="24"/>
+        </w:rPr>
+      </w:pPr>
+      <w:proofErr w:type="spellStart"/>
+      <w:r>
+        <w:rPr>
+          <w:rFonts w:ascii="Times New Roman" w:hAnsi="Times New Roman" w:cs="Times New Roman"/>
+          <w:b/>
+          <w:bCs/>
+          <w:sz w:val="24"/>
+          <w:szCs w:val="24"/>
+        </w:rPr>
         <w:t>Лейбниц</w:t>
       </w:r>
+      <w:proofErr w:type="spellEnd"/>
     </w:p>
     <w:p>
       <w:pPr>
@@ -335,9 +1400,32 @@
           <w:ilvl w:val="0"/>
           <w:numId w:val="13"/>
         </w:numPr>
-      </w:pPr>
-      <w:r>
-        <w:t>Спиноза (связал теорию познания с этикой — имманентность)</w:t>
+        <w:rPr>
+          <w:rFonts w:ascii="Times New Roman" w:hAnsi="Times New Roman" w:cs="Times New Roman"/>
+          <w:sz w:val="24"/>
+          <w:szCs w:val="24"/>
+          <w:lang w:val="ru-RU"/>
+        </w:rPr>
+      </w:pPr>
+      <w:r>
+        <w:rPr>
+          <w:rFonts w:ascii="Times New Roman" w:hAnsi="Times New Roman" w:cs="Times New Roman"/>
+          <w:b/>
+          <w:bCs/>
+          <w:sz w:val="24"/>
+          <w:szCs w:val="24"/>
+          <w:lang w:val="ru-RU"/>
+        </w:rPr>
+        <w:t>Спиноза</w:t>
+      </w:r>
+      <w:r>
+        <w:rPr>
+          <w:rFonts w:ascii="Times New Roman" w:hAnsi="Times New Roman" w:cs="Times New Roman"/>
+          <w:sz w:val="24"/>
+          <w:szCs w:val="24"/>
+          <w:lang w:val="ru-RU"/>
+        </w:rPr>
+        <w:t xml:space="preserve"> (связал теорию познания с этикой — имманентность)</w:t>
       </w:r>
     </w:p>
     <w:p>
@@ -346,22 +1434,137 @@
           <w:ilvl w:val="0"/>
           <w:numId w:val="13"/>
         </w:numPr>
-      </w:pPr>
-      <w:r>
-        <w:t>Кант (трансцендентализм)</w:t>
+        <w:rPr>
+          <w:rFonts w:ascii="Times New Roman" w:hAnsi="Times New Roman" w:cs="Times New Roman"/>
+          <w:sz w:val="24"/>
+          <w:szCs w:val="24"/>
+        </w:rPr>
+      </w:pPr>
+      <w:proofErr w:type="spellStart"/>
+      <w:r>
+        <w:rPr>
+          <w:rFonts w:ascii="Times New Roman" w:hAnsi="Times New Roman" w:cs="Times New Roman"/>
+          <w:b/>
+          <w:bCs/>
+          <w:sz w:val="24"/>
+          <w:szCs w:val="24"/>
+        </w:rPr>
+        <w:t>Кант</w:t>
+      </w:r>
+      <w:proofErr w:type="spellEnd"/>
+      <w:r>
+        <w:rPr>
+          <w:rFonts w:ascii="Times New Roman" w:hAnsi="Times New Roman" w:cs="Times New Roman"/>
+          <w:sz w:val="24"/>
+          <w:szCs w:val="24"/>
+        </w:rPr>
+        <w:t xml:space="preserve"> (</w:t>
+      </w:r>
+      <w:proofErr w:type="spellStart"/>
+      <w:r>
+        <w:rPr>
+          <w:rFonts w:ascii="Times New Roman" w:hAnsi="Times New Roman" w:cs="Times New Roman"/>
+          <w:sz w:val="24"/>
+          <w:szCs w:val="24"/>
+        </w:rPr>
+        <w:t>трансцендентализм</w:t>
+      </w:r>
+      <w:proofErr w:type="spellEnd"/>
+      <w:r>
+        <w:rPr>
+          <w:rFonts w:ascii="Times New Roman" w:hAnsi="Times New Roman" w:cs="Times New Roman"/>
+          <w:sz w:val="24"/>
+          <w:szCs w:val="24"/>
+        </w:rPr>
+        <w:t>)</w:t>
       </w:r>
     </w:p>
     <w:p>
       <w:pPr>
         <w:rPr>
-          <w:lang w:val="ru-RU"/>
-        </w:rPr>
-      </w:pPr>
-      <w:r>
-        <w:rPr>
-          <w:lang w:val="ru-RU"/>
-        </w:rPr>
-        <w:t>Вопрос решится тогда, когда экспериментальная наука совпадет с философией. У теории познания нет наглядных результатов (техника), а в науке нет наблюдателя. В случае же, когда оба ответят на вопросы друг друга, будет решена проблема расщепленного речевого поля модерна.</w:t>
+          <w:rFonts w:ascii="Times New Roman" w:hAnsi="Times New Roman" w:cs="Times New Roman"/>
+          <w:sz w:val="24"/>
+          <w:szCs w:val="24"/>
+          <w:lang w:val="ru-RU"/>
+        </w:rPr>
+      </w:pPr>
+      <w:r>
+        <w:rPr>
+          <w:rFonts w:ascii="Times New Roman" w:hAnsi="Times New Roman" w:cs="Times New Roman"/>
+          <w:sz w:val="24"/>
+          <w:szCs w:val="24"/>
+          <w:lang w:val="ru-RU"/>
+        </w:rPr>
+        <w:t xml:space="preserve">Главный вопрос модерна </w:t>
+      </w:r>
+      <w:r>
+        <w:rPr>
+          <w:rFonts w:ascii="Times New Roman" w:hAnsi="Times New Roman" w:cs="Times New Roman"/>
+          <w:sz w:val="24"/>
+          <w:szCs w:val="24"/>
+          <w:lang w:val="ru-RU"/>
+        </w:rPr>
+        <w:t xml:space="preserve">решится тогда, когда </w:t>
+      </w:r>
+      <w:r>
+        <w:rPr>
+          <w:rFonts w:ascii="Times New Roman" w:hAnsi="Times New Roman" w:cs="Times New Roman"/>
+          <w:i/>
+          <w:iCs/>
+          <w:sz w:val="24"/>
+          <w:szCs w:val="24"/>
+          <w:lang w:val="ru-RU"/>
+        </w:rPr>
+        <w:t>экспериментальная наука</w:t>
+      </w:r>
+      <w:r>
+        <w:rPr>
+          <w:rFonts w:ascii="Times New Roman" w:hAnsi="Times New Roman" w:cs="Times New Roman"/>
+          <w:sz w:val="24"/>
+          <w:szCs w:val="24"/>
+          <w:lang w:val="ru-RU"/>
+        </w:rPr>
+        <w:t xml:space="preserve"> совпадет с философией. У </w:t>
+      </w:r>
+      <w:r>
+        <w:rPr>
+          <w:rFonts w:ascii="Times New Roman" w:hAnsi="Times New Roman" w:cs="Times New Roman"/>
+          <w:i/>
+          <w:iCs/>
+          <w:sz w:val="24"/>
+          <w:szCs w:val="24"/>
+          <w:lang w:val="ru-RU"/>
+        </w:rPr>
+        <w:t>теории познания</w:t>
+      </w:r>
+      <w:r>
+        <w:rPr>
+          <w:rFonts w:ascii="Times New Roman" w:hAnsi="Times New Roman" w:cs="Times New Roman"/>
+          <w:sz w:val="24"/>
+          <w:szCs w:val="24"/>
+          <w:lang w:val="ru-RU"/>
+        </w:rPr>
+        <w:t xml:space="preserve"> нет наглядных результатов (техника), а в науке нет наблюдателя. В случае же, когда оба ответят на вопросы друг друга, будет решена проблема расщепленного </w:t>
+      </w:r>
+      <w:r>
+        <w:rPr>
+          <w:rFonts w:ascii="Times New Roman" w:hAnsi="Times New Roman" w:cs="Times New Roman"/>
+          <w:i/>
+          <w:iCs/>
+          <w:sz w:val="24"/>
+          <w:szCs w:val="24"/>
+          <w:lang w:val="ru-RU"/>
+        </w:rPr>
+        <w:t>речевого поля</w:t>
+      </w:r>
+      <w:r>
+        <w:rPr>
+          <w:rFonts w:ascii="Times New Roman" w:hAnsi="Times New Roman" w:cs="Times New Roman"/>
+          <w:sz w:val="24"/>
+          <w:szCs w:val="24"/>
+          <w:lang w:val="ru-RU"/>
+        </w:rPr>
+        <w:t xml:space="preserve"> модерна.</w:t>
       </w:r>
     </w:p>
     <w:sectPr>
@@ -1683,6 +2886,28 @@
       <w:szCs w:val="28"/>
     </w:rPr>
   </w:style>
+  <w:style w:type="paragraph" w:styleId="Heading3">
+    <w:name w:val="heading 3"/>
+    <w:basedOn w:val="Normal"/>
+    <w:next w:val="Normal"/>
+    <w:link w:val="Heading3Char"/>
+    <w:uiPriority w:val="9"/>
+    <w:unhideWhenUsed/>
+    <w:qFormat/>
+    <w:rsid w:val="00B91E4D"/>
+    <w:pPr>
+      <w:keepNext/>
+      <w:keepLines/>
+      <w:spacing w:before="40" w:after="0"/>
+      <w:outlineLvl w:val="2"/>
+    </w:pPr>
+    <w:rPr>
+      <w:rFonts w:asciiTheme="majorHAnsi" w:eastAsiaTheme="majorEastAsia" w:hAnsiTheme="majorHAnsi" w:cstheme="majorBidi"/>
+      <w:color w:val="243F60" w:themeColor="accent1" w:themeShade="7F"/>
+      <w:sz w:val="24"/>
+      <w:szCs w:val="24"/>
+    </w:rPr>
+  </w:style>
   <w:style w:type="character" w:default="1" w:styleId="DefaultParagraphFont">
     <w:name w:val="Default Paragraph Font"/>
     <w:uiPriority w:val="1"/>
@@ -1719,6 +2944,50 @@
       <w:rFonts w:ascii="Consolas" w:eastAsia="Consolas" w:hAnsi="Consolas" w:cs="Consolas"/>
       <w:sz w:val="20"/>
       <w:szCs w:val="20"/>
+    </w:rPr>
+  </w:style>
+  <w:style w:type="paragraph" w:styleId="Quote">
+    <w:name w:val="Quote"/>
+    <w:basedOn w:val="Normal"/>
+    <w:next w:val="Normal"/>
+    <w:link w:val="QuoteChar"/>
+    <w:uiPriority w:val="29"/>
+    <w:qFormat/>
+    <w:rsid w:val="003A60C5"/>
+    <w:pPr>
+      <w:spacing w:before="200"/>
+      <w:ind w:left="864" w:right="864"/>
+      <w:jc w:val="center"/>
+    </w:pPr>
+    <w:rPr>
+      <w:i/>
+      <w:iCs/>
+      <w:color w:val="404040" w:themeColor="text1" w:themeTint="BF"/>
+    </w:rPr>
+  </w:style>
+  <w:style w:type="character" w:customStyle="1" w:styleId="QuoteChar">
+    <w:name w:val="Quote Char"/>
+    <w:basedOn w:val="DefaultParagraphFont"/>
+    <w:link w:val="Quote"/>
+    <w:uiPriority w:val="29"/>
+    <w:rsid w:val="003A60C5"/>
+    <w:rPr>
+      <w:i/>
+      <w:iCs/>
+      <w:color w:val="404040" w:themeColor="text1" w:themeTint="BF"/>
+    </w:rPr>
+  </w:style>
+  <w:style w:type="character" w:customStyle="1" w:styleId="Heading3Char">
+    <w:name w:val="Heading 3 Char"/>
+    <w:basedOn w:val="DefaultParagraphFont"/>
+    <w:link w:val="Heading3"/>
+    <w:uiPriority w:val="9"/>
+    <w:rsid w:val="00B91E4D"/>
+    <w:rPr>
+      <w:rFonts w:asciiTheme="majorHAnsi" w:eastAsiaTheme="majorEastAsia" w:hAnsiTheme="majorHAnsi" w:cstheme="majorBidi"/>
+      <w:color w:val="243F60" w:themeColor="accent1" w:themeShade="7F"/>
+      <w:sz w:val="24"/>
+      <w:szCs w:val="24"/>
     </w:rPr>
   </w:style>
 </w:styles>

--- a/public/lesson-12.docx
+++ b/public/lesson-12.docx
@@ -4,6 +4,84 @@
   <w:body>
     <w:p>
       <w:pPr>
+        <w:rPr>
+          <w:lang w:val="ru-RU"/>
+        </w:rPr>
+      </w:pPr>
+      <w:r>
+        <w:rPr>
+          <w:lang w:val="ru-RU"/>
+        </w:rPr>
+        <w:t>#50 Фундаментальная проблема философской теории познания – вопрос о сущности мышления / сознания, что выражается в споре между дуализмом и материализмом;</w:t>
+      </w:r>
+    </w:p>
+    <w:p>
+      <w:pPr>
+        <w:rPr>
+          <w:lang w:val="ru-RU"/>
+        </w:rPr>
+      </w:pPr>
+      <w:r>
+        <w:rPr>
+          <w:lang w:val="ru-RU"/>
+        </w:rPr>
+        <w:t xml:space="preserve">#51 Гоббс: "мышление" – это не отдельная субстанция, а (отражающее) свойство материальной субстанции ("мозг"); </w:t>
+      </w:r>
+    </w:p>
+    <w:p>
+      <w:pPr>
+        <w:rPr>
+          <w:lang w:val="ru-RU"/>
+        </w:rPr>
+      </w:pPr>
+      <w:r>
+        <w:rPr>
+          <w:lang w:val="ru-RU"/>
+        </w:rPr>
+        <w:t>#52 "Аргумент зеркала": отражающая поверхность как объект чувственного восприятия даёт возможность разделить иллюзию и реальность – без обращения к ментальной способности (intellectio), которая отличалась бы от восприятия (imaginere / sensio) на субстанциональном уровне;</w:t>
+      </w:r>
+    </w:p>
+    <w:p>
+      <w:pPr>
+        <w:rPr>
+          <w:lang w:val="ru-RU"/>
+        </w:rPr>
+      </w:pPr>
+      <w:r>
+        <w:rPr>
+          <w:lang w:val="ru-RU"/>
+        </w:rPr>
+        <w:t>#53 Язык / Речь как механизм коррекции когнитивных искажений: возникает через кодирование / номинацию впечатлений (impressionem) в мозгу, и ошибки выявляются через анализ родо-видовых связей между именами;</w:t>
+      </w:r>
+    </w:p>
+    <w:p>
+      <w:pPr>
+        <w:rPr>
+          <w:lang w:val="ru-RU"/>
+        </w:rPr>
+      </w:pPr>
+      <w:r>
+        <w:rPr>
+          <w:lang w:val="ru-RU"/>
+        </w:rPr>
+        <w:t>#54 Искажения не могут быть обнаружены, если они заложены изначально на уровне кодирования впечатлений: любая процедура проверки знания на истинность ненадёжна, поскольку ошибка может содержаться в самой процедуре проверки (эффект "замкнутой системы");</w:t>
+      </w:r>
+    </w:p>
+    <w:p>
+      <w:pPr>
+        <w:rPr>
+          <w:lang w:val="ru-RU"/>
+        </w:rPr>
+      </w:pPr>
+      <w:r>
+        <w:rPr>
+          <w:lang w:val="ru-RU"/>
+        </w:rPr>
+        <w:t>#55 Декарт (дуализм): мышление – за пределами материальной / протяженной субстанции: исследуемая система познаваема, но познающее мышление – нет; Гоббс (материализм): мышление - внутри материальной / протяжённой субстанции ("мозг"): мышление познаваемо, но исследуемая система – нет.</w:t>
+      </w:r>
+    </w:p>
+    <w:p>
+      <w:pPr>
         <w:pStyle w:val="Heading2"/>
         <w:rPr>
           <w:lang w:val="ru-RU"/>
@@ -305,688 +383,576 @@
         </w:rPr>
         <w:t xml:space="preserve">В противовес картезианского </w:t>
       </w:r>
-      <w:proofErr w:type="spellStart"/>
       <w:r>
         <w:rPr>
           <w:b/>
           <w:bCs/>
           <w:lang w:val="ru-RU"/>
         </w:rPr>
-        <w:t>Cogito</w:t>
-      </w:r>
-      <w:proofErr w:type="spellEnd"/>
-      <w:r>
-        <w:rPr>
+        <w:t>Cogito, ergo sum</w:t>
+      </w:r>
+      <w:r>
+        <w:rPr>
+          <w:lang w:val="ru-RU"/>
+        </w:rPr>
+        <w:t xml:space="preserve"> </w:t>
+      </w:r>
+      <w:r>
+        <w:rPr>
+          <w:lang w:val="ru-RU"/>
+        </w:rPr>
+        <w:t>приводится следующее рассуждение: Из того, что я шагаю, не следует, что я — шаг.</w:t>
+      </w:r>
+    </w:p>
+    <w:p>
+      <w:pPr>
+        <w:rPr>
+          <w:rFonts w:ascii="Times New Roman" w:hAnsi="Times New Roman" w:cs="Times New Roman"/>
+          <w:sz w:val="24"/>
+          <w:szCs w:val="24"/>
+          <w:lang w:val="ru-RU"/>
+        </w:rPr>
+      </w:pPr>
+      <w:r>
+        <w:rPr>
+          <w:rFonts w:ascii="Times New Roman" w:hAnsi="Times New Roman" w:cs="Times New Roman"/>
+          <w:sz w:val="24"/>
+          <w:szCs w:val="24"/>
+          <w:lang w:val="ru-RU"/>
+        </w:rPr>
+        <w:t xml:space="preserve">Что если способность мыслить является свойством не-мыслящего носителя/субстанции, который является материальным? Что если существует форма организации материи, </w:t>
+      </w:r>
+      <w:r>
+        <w:rPr>
+          <w:rFonts w:ascii="Times New Roman" w:hAnsi="Times New Roman" w:cs="Times New Roman"/>
+          <w:i/>
+          <w:iCs/>
+          <w:sz w:val="24"/>
+          <w:szCs w:val="24"/>
+          <w:lang w:val="ru-RU"/>
+        </w:rPr>
+        <w:t>эффектом</w:t>
+      </w:r>
+      <w:r>
+        <w:rPr>
+          <w:rFonts w:ascii="Times New Roman" w:hAnsi="Times New Roman" w:cs="Times New Roman"/>
+          <w:sz w:val="24"/>
+          <w:szCs w:val="24"/>
+          <w:lang w:val="ru-RU"/>
+        </w:rPr>
+        <w:t xml:space="preserve"> которой является мышление?</w:t>
+      </w:r>
+    </w:p>
+    <w:p>
+      <w:pPr>
+        <w:pStyle w:val="Quote"/>
+        <w:rPr>
+          <w:lang w:val="ru-RU"/>
+        </w:rPr>
+      </w:pPr>
+      <w:r>
+        <w:rPr>
+          <w:lang w:val="ru-RU"/>
+        </w:rPr>
+        <w:lastRenderedPageBreak/>
+        <w:t>Для лучшего понимания, например</w:t>
+      </w:r>
+      <w:r>
+        <w:rPr>
+          <w:lang w:val="ru-RU"/>
+        </w:rPr>
+        <w:t>, мы состоим из атомов, каждый из которых по отдельности не мыслит, тем не менее, мысли у нас откуда-то есть</w:t>
+      </w:r>
+    </w:p>
+    <w:p>
+      <w:pPr>
+        <w:rPr>
+          <w:rFonts w:ascii="Times New Roman" w:hAnsi="Times New Roman" w:cs="Times New Roman"/>
+          <w:sz w:val="24"/>
+          <w:szCs w:val="24"/>
+          <w:lang w:val="ru-RU"/>
+        </w:rPr>
+      </w:pPr>
+      <w:r>
+        <w:rPr>
+          <w:rFonts w:ascii="Times New Roman" w:hAnsi="Times New Roman" w:cs="Times New Roman"/>
+          <w:sz w:val="24"/>
+          <w:szCs w:val="24"/>
+          <w:lang w:val="ru-RU"/>
+        </w:rPr>
+        <w:t xml:space="preserve">Преимущество Гоббса в том, что </w:t>
+      </w:r>
+      <w:r>
+        <w:rPr>
+          <w:rFonts w:ascii="Times New Roman" w:hAnsi="Times New Roman" w:cs="Times New Roman"/>
+          <w:i/>
+          <w:iCs/>
+          <w:sz w:val="24"/>
+          <w:szCs w:val="24"/>
+          <w:lang w:val="ru-RU"/>
+        </w:rPr>
+        <w:t>мыслящая субстанция</w:t>
+      </w:r>
+      <w:r>
+        <w:rPr>
+          <w:rFonts w:ascii="Times New Roman" w:hAnsi="Times New Roman" w:cs="Times New Roman"/>
+          <w:sz w:val="24"/>
+          <w:szCs w:val="24"/>
+          <w:lang w:val="ru-RU"/>
+        </w:rPr>
+        <w:t xml:space="preserve"> у Декарта это что-то вообще необъяснимое, ведь оно вне протяженности и материи, вне чувственного мира, и как её познать и изучить — совершенно непонятно.</w:t>
+      </w:r>
+    </w:p>
+    <w:p>
+      <w:pPr>
+        <w:rPr>
+          <w:rFonts w:ascii="Times New Roman" w:hAnsi="Times New Roman" w:cs="Times New Roman"/>
+          <w:sz w:val="24"/>
+          <w:szCs w:val="24"/>
+          <w:lang w:val="ru-RU"/>
+        </w:rPr>
+      </w:pPr>
+      <w:r>
+        <w:rPr>
+          <w:rFonts w:ascii="Times New Roman" w:hAnsi="Times New Roman" w:cs="Times New Roman"/>
+          <w:sz w:val="24"/>
+          <w:szCs w:val="24"/>
+          <w:lang w:val="ru-RU"/>
+        </w:rPr>
+        <w:t>Второе замечание:</w:t>
+      </w:r>
+      <w:r>
+        <w:rPr>
+          <w:rFonts w:ascii="Times New Roman" w:hAnsi="Times New Roman" w:cs="Times New Roman"/>
+          <w:sz w:val="24"/>
+          <w:szCs w:val="24"/>
+          <w:lang w:val="ru-RU"/>
+        </w:rPr>
+        <w:t xml:space="preserve"> </w:t>
+      </w:r>
+      <w:r>
+        <w:rPr>
+          <w:rFonts w:ascii="Times New Roman" w:hAnsi="Times New Roman" w:cs="Times New Roman"/>
+          <w:sz w:val="24"/>
+          <w:szCs w:val="24"/>
+          <w:lang w:val="ru-RU"/>
+        </w:rPr>
+        <w:t xml:space="preserve">по Гоббсу </w:t>
+      </w:r>
+      <w:r>
+        <w:rPr>
+          <w:rFonts w:ascii="Times New Roman" w:hAnsi="Times New Roman" w:cs="Times New Roman"/>
+          <w:sz w:val="24"/>
+          <w:szCs w:val="24"/>
+          <w:lang w:val="ru-RU"/>
+        </w:rPr>
+        <w:t xml:space="preserve">тот разрыв, который у Декарта корректируется с помощью </w:t>
+      </w:r>
+      <w:r>
+        <w:rPr>
+          <w:rFonts w:ascii="Times New Roman" w:hAnsi="Times New Roman" w:cs="Times New Roman"/>
+          <w:i/>
+          <w:iCs/>
+          <w:sz w:val="24"/>
+          <w:szCs w:val="24"/>
+        </w:rPr>
+        <w:t>intellectio</w:t>
+      </w:r>
+      <w:r>
+        <w:rPr>
+          <w:rFonts w:ascii="Times New Roman" w:hAnsi="Times New Roman" w:cs="Times New Roman"/>
+          <w:sz w:val="24"/>
+          <w:szCs w:val="24"/>
+          <w:lang w:val="ru-RU"/>
+        </w:rPr>
+        <w:t>, не абсолютен</w:t>
+      </w:r>
+      <w:r>
+        <w:rPr>
+          <w:rFonts w:ascii="Times New Roman" w:hAnsi="Times New Roman" w:cs="Times New Roman"/>
+          <w:sz w:val="24"/>
+          <w:szCs w:val="24"/>
+          <w:lang w:val="ru-RU"/>
+        </w:rPr>
+        <w:t xml:space="preserve"> —</w:t>
+      </w:r>
+      <w:r>
+        <w:rPr>
+          <w:rFonts w:ascii="Times New Roman" w:hAnsi="Times New Roman" w:cs="Times New Roman"/>
+          <w:sz w:val="24"/>
+          <w:szCs w:val="24"/>
+          <w:lang w:val="ru-RU"/>
+        </w:rPr>
+        <w:t xml:space="preserve"> между </w:t>
+      </w:r>
+      <w:r>
+        <w:rPr>
+          <w:rFonts w:ascii="Times New Roman" w:hAnsi="Times New Roman" w:cs="Times New Roman"/>
+          <w:i/>
+          <w:iCs/>
+          <w:sz w:val="24"/>
+          <w:szCs w:val="24"/>
+        </w:rPr>
+        <w:t>imaginere</w:t>
+      </w:r>
+      <w:r>
+        <w:rPr>
+          <w:rFonts w:ascii="Times New Roman" w:hAnsi="Times New Roman" w:cs="Times New Roman"/>
+          <w:sz w:val="24"/>
+          <w:szCs w:val="24"/>
+          <w:lang w:val="ru-RU"/>
+        </w:rPr>
+        <w:t xml:space="preserve"> и </w:t>
+      </w:r>
+      <w:r>
+        <w:rPr>
+          <w:rFonts w:ascii="Times New Roman" w:hAnsi="Times New Roman" w:cs="Times New Roman"/>
+          <w:i/>
+          <w:iCs/>
+          <w:sz w:val="24"/>
+          <w:szCs w:val="24"/>
+        </w:rPr>
+        <w:t>intellectio</w:t>
+      </w:r>
+      <w:r>
+        <w:rPr>
+          <w:rFonts w:ascii="Times New Roman" w:hAnsi="Times New Roman" w:cs="Times New Roman"/>
+          <w:sz w:val="24"/>
+          <w:szCs w:val="24"/>
+          <w:lang w:val="ru-RU"/>
+        </w:rPr>
+        <w:t xml:space="preserve"> существует промежуточное звено; точнее, нет никакого </w:t>
+      </w:r>
+      <w:r>
+        <w:rPr>
+          <w:rFonts w:ascii="Times New Roman" w:hAnsi="Times New Roman" w:cs="Times New Roman"/>
+          <w:i/>
+          <w:iCs/>
+          <w:sz w:val="24"/>
+          <w:szCs w:val="24"/>
+        </w:rPr>
+        <w:t>intellectio</w:t>
+      </w:r>
+      <w:r>
+        <w:rPr>
+          <w:rFonts w:ascii="Times New Roman" w:hAnsi="Times New Roman" w:cs="Times New Roman"/>
+          <w:sz w:val="24"/>
+          <w:szCs w:val="24"/>
+          <w:lang w:val="ru-RU"/>
+        </w:rPr>
+        <w:t xml:space="preserve">, есть только </w:t>
+      </w:r>
+      <w:r>
+        <w:rPr>
+          <w:rFonts w:ascii="Times New Roman" w:hAnsi="Times New Roman" w:cs="Times New Roman"/>
           <w:b/>
           <w:bCs/>
-          <w:lang w:val="ru-RU"/>
-        </w:rPr>
-        <w:t xml:space="preserve">, </w:t>
-      </w:r>
-      <w:proofErr w:type="spellStart"/>
-      <w:r>
-        <w:rPr>
+          <w:sz w:val="24"/>
+          <w:szCs w:val="24"/>
+        </w:rPr>
+        <w:t>sencio</w:t>
+      </w:r>
+      <w:r>
+        <w:rPr>
+          <w:rFonts w:ascii="Times New Roman" w:hAnsi="Times New Roman" w:cs="Times New Roman"/>
+          <w:sz w:val="24"/>
+          <w:szCs w:val="24"/>
+          <w:lang w:val="ru-RU"/>
+        </w:rPr>
+        <w:t xml:space="preserve"> (тоже самое что и </w:t>
+      </w:r>
+      <w:r>
+        <w:rPr>
+          <w:rFonts w:ascii="Times New Roman" w:hAnsi="Times New Roman" w:cs="Times New Roman"/>
+          <w:i/>
+          <w:iCs/>
+          <w:sz w:val="24"/>
+          <w:szCs w:val="24"/>
+        </w:rPr>
+        <w:t>imaginere</w:t>
+      </w:r>
+      <w:r>
+        <w:rPr>
+          <w:rFonts w:ascii="Times New Roman" w:hAnsi="Times New Roman" w:cs="Times New Roman"/>
+          <w:sz w:val="24"/>
+          <w:szCs w:val="24"/>
+          <w:lang w:val="ru-RU"/>
+        </w:rPr>
+        <w:t xml:space="preserve">) — простое чувственное восприятие, и оно способно к </w:t>
+      </w:r>
+      <w:r>
+        <w:rPr>
+          <w:rFonts w:ascii="Times New Roman" w:hAnsi="Times New Roman" w:cs="Times New Roman"/>
+          <w:i/>
+          <w:iCs/>
+          <w:sz w:val="24"/>
+          <w:szCs w:val="24"/>
+          <w:lang w:val="ru-RU"/>
+        </w:rPr>
+        <w:t>самокоррекции</w:t>
+      </w:r>
+      <w:r>
+        <w:rPr>
+          <w:rFonts w:ascii="Times New Roman" w:hAnsi="Times New Roman" w:cs="Times New Roman"/>
+          <w:sz w:val="24"/>
+          <w:szCs w:val="24"/>
+          <w:lang w:val="ru-RU"/>
+        </w:rPr>
+        <w:t>.</w:t>
+      </w:r>
+    </w:p>
+    <w:p>
+      <w:pPr>
+        <w:pStyle w:val="Heading2"/>
+        <w:rPr>
+          <w:lang w:val="ru-RU"/>
+        </w:rPr>
+      </w:pPr>
+      <w:r>
+        <w:rPr>
+          <w:lang w:val="ru-RU"/>
+        </w:rPr>
+        <w:t>Откуда берется самокоррекция</w:t>
+      </w:r>
+    </w:p>
+    <w:p>
+      <w:pPr>
+        <w:rPr>
+          <w:rFonts w:ascii="Times New Roman" w:hAnsi="Times New Roman" w:cs="Times New Roman"/>
+          <w:sz w:val="24"/>
+          <w:szCs w:val="24"/>
+          <w:lang w:val="ru-RU"/>
+        </w:rPr>
+      </w:pPr>
+      <w:r>
+        <w:rPr>
+          <w:rFonts w:ascii="Times New Roman" w:hAnsi="Times New Roman" w:cs="Times New Roman"/>
+          <w:sz w:val="24"/>
+          <w:szCs w:val="24"/>
+          <w:lang w:val="ru-RU"/>
+        </w:rPr>
+        <w:t>Впервые Самокоррекция возникает из чувственного восприятия с помощью зеркала. Дело в том, что зеркало дублирует объекты, но свойства, которые в реальности можно потрогать, пощупать, понюхать, в отражении зеркала не существуют, то есть содержат меньше качеств, а значит, в зеркале дубликат, что-то менее реальное — то есть иллюзия. Кроме того, в зеркале нельзя что-то поменять; там может что-то поменяться постфактум, когда изменения произошли в реальности.</w:t>
+      </w:r>
+    </w:p>
+    <w:p>
+      <w:pPr>
+        <w:rPr>
+          <w:rFonts w:ascii="Times New Roman" w:hAnsi="Times New Roman" w:cs="Times New Roman"/>
+          <w:sz w:val="24"/>
+          <w:szCs w:val="24"/>
+          <w:lang w:val="ru-RU"/>
+        </w:rPr>
+      </w:pPr>
+      <w:r>
+        <w:rPr>
+          <w:rFonts w:ascii="Times New Roman" w:hAnsi="Times New Roman" w:cs="Times New Roman"/>
+          <w:sz w:val="24"/>
+          <w:szCs w:val="24"/>
+          <w:lang w:val="ru-RU"/>
+        </w:rPr>
+        <w:t xml:space="preserve">Ещё раз: Декарт говорит, что имея только </w:t>
+      </w:r>
+      <w:r>
+        <w:rPr>
+          <w:rFonts w:ascii="Times New Roman" w:hAnsi="Times New Roman" w:cs="Times New Roman"/>
+          <w:i/>
+          <w:iCs/>
+          <w:sz w:val="24"/>
+          <w:szCs w:val="24"/>
+        </w:rPr>
+        <w:t>imaginere</w:t>
+      </w:r>
+      <w:r>
+        <w:rPr>
+          <w:rFonts w:ascii="Times New Roman" w:hAnsi="Times New Roman" w:cs="Times New Roman"/>
+          <w:sz w:val="24"/>
+          <w:szCs w:val="24"/>
+          <w:lang w:val="ru-RU"/>
+        </w:rPr>
+        <w:t xml:space="preserve">, невозможно скорректировать иллюзию, что необходимо наличие </w:t>
+      </w:r>
+      <w:r>
+        <w:rPr>
+          <w:rFonts w:ascii="Times New Roman" w:hAnsi="Times New Roman" w:cs="Times New Roman"/>
+          <w:i/>
+          <w:iCs/>
+          <w:sz w:val="24"/>
+          <w:szCs w:val="24"/>
+        </w:rPr>
+        <w:t>intellectio</w:t>
+      </w:r>
+      <w:r>
+        <w:rPr>
+          <w:rFonts w:ascii="Times New Roman" w:hAnsi="Times New Roman" w:cs="Times New Roman"/>
+          <w:sz w:val="24"/>
+          <w:szCs w:val="24"/>
+          <w:lang w:val="ru-RU"/>
+        </w:rPr>
+        <w:t xml:space="preserve">; Гоббс же говорит, что с помощью зеркала можно перейти к коррекции без наличия нематериального </w:t>
+      </w:r>
+      <w:r>
+        <w:rPr>
+          <w:rFonts w:ascii="Times New Roman" w:hAnsi="Times New Roman" w:cs="Times New Roman"/>
+          <w:i/>
+          <w:iCs/>
+          <w:sz w:val="24"/>
+          <w:szCs w:val="24"/>
+        </w:rPr>
+        <w:t>intellectio</w:t>
+      </w:r>
+      <w:r>
+        <w:rPr>
+          <w:rFonts w:ascii="Times New Roman" w:hAnsi="Times New Roman" w:cs="Times New Roman"/>
+          <w:sz w:val="24"/>
+          <w:szCs w:val="24"/>
+          <w:lang w:val="ru-RU"/>
+        </w:rPr>
+        <w:t>.</w:t>
+      </w:r>
+    </w:p>
+    <w:p>
+      <w:pPr>
+        <w:rPr>
+          <w:rFonts w:ascii="Times New Roman" w:hAnsi="Times New Roman" w:cs="Times New Roman"/>
+          <w:sz w:val="24"/>
+          <w:szCs w:val="24"/>
+          <w:lang w:val="ru-RU"/>
+        </w:rPr>
+      </w:pPr>
+      <w:r>
+        <w:rPr>
+          <w:rFonts w:ascii="Times New Roman" w:hAnsi="Times New Roman" w:cs="Times New Roman"/>
+          <w:sz w:val="24"/>
+          <w:szCs w:val="24"/>
+          <w:lang w:val="ru-RU"/>
+        </w:rPr>
+        <w:t>Кроме того, зеркало становится метафорой для демонстрации человеческого мозга. Мозг является материей, которая отражает другую материю (чем-то напоминает недавно открытые зеркальные нейроны). Но, возможно, мозг — это кривое зеркало, неправильно отражающее реальность; что любой человек не способен правильно воспринимать мир вследствие дефекта.</w:t>
+      </w:r>
+      <w:r>
+        <w:rPr>
+          <w:rFonts w:ascii="Times New Roman" w:hAnsi="Times New Roman" w:cs="Times New Roman"/>
+          <w:sz w:val="24"/>
+          <w:szCs w:val="24"/>
+          <w:lang w:val="ru-RU"/>
+        </w:rPr>
+        <w:t xml:space="preserve"> Но даже в этом случае</w:t>
+      </w:r>
+      <w:r>
+        <w:rPr>
+          <w:rFonts w:ascii="Times New Roman" w:hAnsi="Times New Roman" w:cs="Times New Roman"/>
+          <w:sz w:val="24"/>
+          <w:szCs w:val="24"/>
+          <w:lang w:val="ru-RU"/>
+        </w:rPr>
+        <w:t>, есть метод, позволяющий эти дефекты исправлять постфактум.</w:t>
+      </w:r>
+    </w:p>
+    <w:p>
+      <w:pPr>
+        <w:pStyle w:val="Heading2"/>
+        <w:rPr>
+          <w:lang w:val="ru-RU"/>
+        </w:rPr>
+      </w:pPr>
+      <w:r>
+        <w:rPr>
+          <w:lang w:val="ru-RU"/>
+        </w:rPr>
+        <w:t>Механизм речи</w:t>
+      </w:r>
+    </w:p>
+    <w:p>
+      <w:pPr>
+        <w:rPr>
+          <w:rFonts w:ascii="Times New Roman" w:hAnsi="Times New Roman" w:cs="Times New Roman"/>
+          <w:sz w:val="24"/>
+          <w:szCs w:val="24"/>
+          <w:lang w:val="ru-RU"/>
+        </w:rPr>
+      </w:pPr>
+      <w:r>
+        <w:rPr>
+          <w:rFonts w:ascii="Times New Roman" w:hAnsi="Times New Roman" w:cs="Times New Roman"/>
+          <w:sz w:val="24"/>
+          <w:szCs w:val="24"/>
+          <w:lang w:val="ru-RU"/>
+        </w:rPr>
+        <w:t xml:space="preserve">Этот механизм является </w:t>
+      </w:r>
+      <w:r>
+        <w:rPr>
+          <w:rFonts w:ascii="Times New Roman" w:hAnsi="Times New Roman" w:cs="Times New Roman"/>
+          <w:i/>
+          <w:sz w:val="24"/>
+          <w:szCs w:val="24"/>
+          <w:lang w:val="ru-RU"/>
+        </w:rPr>
+        <w:t>речью</w:t>
+      </w:r>
+      <w:r>
+        <w:rPr>
+          <w:rFonts w:ascii="Times New Roman" w:hAnsi="Times New Roman" w:cs="Times New Roman"/>
+          <w:sz w:val="24"/>
+          <w:szCs w:val="24"/>
+          <w:lang w:val="ru-RU"/>
+        </w:rPr>
+        <w:t>.</w:t>
+      </w:r>
+      <w:r>
+        <w:rPr>
+          <w:rFonts w:ascii="Times New Roman" w:hAnsi="Times New Roman" w:cs="Times New Roman"/>
+          <w:sz w:val="24"/>
+          <w:szCs w:val="24"/>
+          <w:lang w:val="ru-RU"/>
+        </w:rPr>
+        <w:t xml:space="preserve"> </w:t>
+      </w:r>
+      <w:r>
+        <w:rPr>
+          <w:rFonts w:ascii="Times New Roman" w:hAnsi="Times New Roman" w:cs="Times New Roman"/>
+          <w:sz w:val="24"/>
+          <w:szCs w:val="24"/>
+          <w:lang w:val="ru-RU"/>
+        </w:rPr>
+        <w:t xml:space="preserve">При осуществлении на меня какого-то </w:t>
+      </w:r>
+      <w:r>
+        <w:rPr>
+          <w:rFonts w:ascii="Times New Roman" w:hAnsi="Times New Roman" w:cs="Times New Roman"/>
+          <w:i/>
+          <w:sz w:val="24"/>
+          <w:szCs w:val="24"/>
+          <w:lang w:val="ru-RU"/>
+        </w:rPr>
+        <w:t>воздействия</w:t>
+      </w:r>
+      <w:r>
+        <w:rPr>
+          <w:rFonts w:ascii="Times New Roman" w:hAnsi="Times New Roman" w:cs="Times New Roman"/>
+          <w:sz w:val="24"/>
+          <w:szCs w:val="24"/>
+          <w:lang w:val="ru-RU"/>
+        </w:rPr>
+        <w:t xml:space="preserve"> (</w:t>
+      </w:r>
+      <w:r>
+        <w:rPr>
+          <w:rFonts w:ascii="Times New Roman" w:hAnsi="Times New Roman" w:cs="Times New Roman"/>
           <w:b/>
           <w:bCs/>
-          <w:lang w:val="ru-RU"/>
-        </w:rPr>
-        <w:t>ergo</w:t>
-      </w:r>
-      <w:proofErr w:type="spellEnd"/>
-      <w:r>
-        <w:rPr>
-          <w:b/>
-          <w:bCs/>
-          <w:lang w:val="ru-RU"/>
-        </w:rPr>
-        <w:t xml:space="preserve"> </w:t>
-      </w:r>
-      <w:proofErr w:type="spellStart"/>
-      <w:r>
-        <w:rPr>
-          <w:b/>
-          <w:bCs/>
-          <w:lang w:val="ru-RU"/>
-        </w:rPr>
-        <w:t>sum</w:t>
-      </w:r>
-      <w:proofErr w:type="spellEnd"/>
-      <w:r>
-        <w:rPr>
-          <w:lang w:val="ru-RU"/>
-        </w:rPr>
-        <w:t xml:space="preserve"> </w:t>
-      </w:r>
-      <w:r>
-        <w:rPr>
-          <w:lang w:val="ru-RU"/>
-        </w:rPr>
-        <w:t>приводится следующее рассуждение</w:t>
-      </w:r>
-      <w:proofErr w:type="gramStart"/>
-      <w:r>
-        <w:rPr>
-          <w:lang w:val="ru-RU"/>
-        </w:rPr>
-        <w:t>: Из</w:t>
-      </w:r>
-      <w:proofErr w:type="gramEnd"/>
-      <w:r>
-        <w:rPr>
-          <w:lang w:val="ru-RU"/>
-        </w:rPr>
-        <w:t xml:space="preserve"> того, что я шагаю, не следует, что я — шаг.</w:t>
-      </w:r>
-    </w:p>
-    <w:p>
-      <w:pPr>
-        <w:rPr>
-          <w:rFonts w:ascii="Times New Roman" w:hAnsi="Times New Roman" w:cs="Times New Roman"/>
-          <w:sz w:val="24"/>
-          <w:szCs w:val="24"/>
-          <w:lang w:val="ru-RU"/>
-        </w:rPr>
-      </w:pPr>
-      <w:r>
-        <w:rPr>
-          <w:rFonts w:ascii="Times New Roman" w:hAnsi="Times New Roman" w:cs="Times New Roman"/>
-          <w:sz w:val="24"/>
-          <w:szCs w:val="24"/>
-          <w:lang w:val="ru-RU"/>
-        </w:rPr>
-        <w:t xml:space="preserve">Что если способность мыслить является свойством </w:t>
-      </w:r>
-      <w:proofErr w:type="gramStart"/>
-      <w:r>
-        <w:rPr>
-          <w:rFonts w:ascii="Times New Roman" w:hAnsi="Times New Roman" w:cs="Times New Roman"/>
-          <w:sz w:val="24"/>
-          <w:szCs w:val="24"/>
-          <w:lang w:val="ru-RU"/>
-        </w:rPr>
-        <w:t>не-мыслящего</w:t>
-      </w:r>
-      <w:proofErr w:type="gramEnd"/>
-      <w:r>
-        <w:rPr>
-          <w:rFonts w:ascii="Times New Roman" w:hAnsi="Times New Roman" w:cs="Times New Roman"/>
-          <w:sz w:val="24"/>
-          <w:szCs w:val="24"/>
-          <w:lang w:val="ru-RU"/>
-        </w:rPr>
-        <w:t xml:space="preserve"> носителя/субстанции, который является материальным? Что если существует форма организации материи, </w:t>
-      </w:r>
-      <w:r>
-        <w:rPr>
-          <w:rFonts w:ascii="Times New Roman" w:hAnsi="Times New Roman" w:cs="Times New Roman"/>
-          <w:i/>
-          <w:iCs/>
-          <w:sz w:val="24"/>
-          <w:szCs w:val="24"/>
-          <w:lang w:val="ru-RU"/>
-        </w:rPr>
-        <w:t>эффектом</w:t>
-      </w:r>
-      <w:r>
-        <w:rPr>
-          <w:rFonts w:ascii="Times New Roman" w:hAnsi="Times New Roman" w:cs="Times New Roman"/>
-          <w:sz w:val="24"/>
-          <w:szCs w:val="24"/>
-          <w:lang w:val="ru-RU"/>
-        </w:rPr>
-        <w:t xml:space="preserve"> которой является мышление?</w:t>
-      </w:r>
-    </w:p>
-    <w:p>
-      <w:pPr>
-        <w:pStyle w:val="Quote"/>
-        <w:rPr>
-          <w:lang w:val="ru-RU"/>
-        </w:rPr>
-      </w:pPr>
-      <w:r>
-        <w:rPr>
-          <w:lang w:val="ru-RU"/>
-        </w:rPr>
-        <w:t>Для лучшего понимания, например</w:t>
-      </w:r>
-      <w:r>
-        <w:rPr>
-          <w:lang w:val="ru-RU"/>
-        </w:rPr>
-        <w:t>, мы состоим из атомов, каждый из которых по отдельности не мыслит, тем не менее, мысли у нас откуда-то есть</w:t>
-      </w:r>
-    </w:p>
-    <w:p>
-      <w:pPr>
-        <w:rPr>
-          <w:rFonts w:ascii="Times New Roman" w:hAnsi="Times New Roman" w:cs="Times New Roman"/>
-          <w:sz w:val="24"/>
-          <w:szCs w:val="24"/>
-          <w:lang w:val="ru-RU"/>
-        </w:rPr>
-      </w:pPr>
-      <w:r>
-        <w:rPr>
-          <w:rFonts w:ascii="Times New Roman" w:hAnsi="Times New Roman" w:cs="Times New Roman"/>
-          <w:sz w:val="24"/>
-          <w:szCs w:val="24"/>
-          <w:lang w:val="ru-RU"/>
-        </w:rPr>
-        <w:t xml:space="preserve">Преимущество Гоббса в том, что </w:t>
-      </w:r>
-      <w:r>
-        <w:rPr>
-          <w:rFonts w:ascii="Times New Roman" w:hAnsi="Times New Roman" w:cs="Times New Roman"/>
-          <w:i/>
-          <w:iCs/>
-          <w:sz w:val="24"/>
-          <w:szCs w:val="24"/>
-          <w:lang w:val="ru-RU"/>
-        </w:rPr>
-        <w:t>мыслящая субстанция</w:t>
-      </w:r>
-      <w:r>
-        <w:rPr>
-          <w:rFonts w:ascii="Times New Roman" w:hAnsi="Times New Roman" w:cs="Times New Roman"/>
-          <w:sz w:val="24"/>
-          <w:szCs w:val="24"/>
-          <w:lang w:val="ru-RU"/>
-        </w:rPr>
-        <w:t xml:space="preserve"> у Декарта это что-то вообще необъяснимое, ведь оно вне протяженности и материи, вне чувственного мира, и как её познать и изучить — совершенно непонятно.</w:t>
-      </w:r>
-    </w:p>
-    <w:p>
-      <w:pPr>
-        <w:rPr>
-          <w:rFonts w:ascii="Times New Roman" w:hAnsi="Times New Roman" w:cs="Times New Roman"/>
-          <w:sz w:val="24"/>
-          <w:szCs w:val="24"/>
-          <w:lang w:val="ru-RU"/>
-        </w:rPr>
-      </w:pPr>
-      <w:r>
-        <w:rPr>
-          <w:rFonts w:ascii="Times New Roman" w:hAnsi="Times New Roman" w:cs="Times New Roman"/>
-          <w:sz w:val="24"/>
-          <w:szCs w:val="24"/>
-          <w:lang w:val="ru-RU"/>
-        </w:rPr>
-        <w:t>Второе замечание:</w:t>
-      </w:r>
-      <w:r>
-        <w:rPr>
-          <w:rFonts w:ascii="Times New Roman" w:hAnsi="Times New Roman" w:cs="Times New Roman"/>
-          <w:sz w:val="24"/>
-          <w:szCs w:val="24"/>
-          <w:lang w:val="ru-RU"/>
-        </w:rPr>
-        <w:t xml:space="preserve"> </w:t>
-      </w:r>
-      <w:r>
-        <w:rPr>
-          <w:rFonts w:ascii="Times New Roman" w:hAnsi="Times New Roman" w:cs="Times New Roman"/>
-          <w:sz w:val="24"/>
-          <w:szCs w:val="24"/>
-          <w:lang w:val="ru-RU"/>
-        </w:rPr>
-        <w:t xml:space="preserve">по Гоббсу </w:t>
-      </w:r>
-      <w:r>
-        <w:rPr>
-          <w:rFonts w:ascii="Times New Roman" w:hAnsi="Times New Roman" w:cs="Times New Roman"/>
-          <w:sz w:val="24"/>
-          <w:szCs w:val="24"/>
-          <w:lang w:val="ru-RU"/>
-        </w:rPr>
-        <w:t xml:space="preserve">тот разрыв, который у Декарта корректируется с помощью </w:t>
-      </w:r>
-      <w:proofErr w:type="spellStart"/>
-      <w:r>
-        <w:rPr>
-          <w:rFonts w:ascii="Times New Roman" w:hAnsi="Times New Roman" w:cs="Times New Roman"/>
-          <w:i/>
-          <w:iCs/>
-          <w:sz w:val="24"/>
-          <w:szCs w:val="24"/>
-        </w:rPr>
-        <w:t>intellectio</w:t>
-      </w:r>
-      <w:proofErr w:type="spellEnd"/>
-      <w:r>
-        <w:rPr>
-          <w:rFonts w:ascii="Times New Roman" w:hAnsi="Times New Roman" w:cs="Times New Roman"/>
-          <w:sz w:val="24"/>
-          <w:szCs w:val="24"/>
-          <w:lang w:val="ru-RU"/>
-        </w:rPr>
-        <w:t>, не абсолютен</w:t>
-      </w:r>
-      <w:r>
-        <w:rPr>
-          <w:rFonts w:ascii="Times New Roman" w:hAnsi="Times New Roman" w:cs="Times New Roman"/>
-          <w:sz w:val="24"/>
-          <w:szCs w:val="24"/>
-          <w:lang w:val="ru-RU"/>
-        </w:rPr>
-        <w:t xml:space="preserve"> —</w:t>
-      </w:r>
-      <w:r>
-        <w:rPr>
-          <w:rFonts w:ascii="Times New Roman" w:hAnsi="Times New Roman" w:cs="Times New Roman"/>
-          <w:sz w:val="24"/>
-          <w:szCs w:val="24"/>
-          <w:lang w:val="ru-RU"/>
-        </w:rPr>
-        <w:t xml:space="preserve"> между </w:t>
-      </w:r>
-      <w:proofErr w:type="spellStart"/>
-      <w:r>
-        <w:rPr>
-          <w:rFonts w:ascii="Times New Roman" w:hAnsi="Times New Roman" w:cs="Times New Roman"/>
-          <w:i/>
-          <w:iCs/>
-          <w:sz w:val="24"/>
-          <w:szCs w:val="24"/>
-        </w:rPr>
-        <w:t>imaginere</w:t>
-      </w:r>
-      <w:proofErr w:type="spellEnd"/>
-      <w:r>
-        <w:rPr>
-          <w:rFonts w:ascii="Times New Roman" w:hAnsi="Times New Roman" w:cs="Times New Roman"/>
-          <w:sz w:val="24"/>
-          <w:szCs w:val="24"/>
-          <w:lang w:val="ru-RU"/>
-        </w:rPr>
-        <w:t xml:space="preserve"> и </w:t>
-      </w:r>
-      <w:proofErr w:type="spellStart"/>
-      <w:r>
-        <w:rPr>
-          <w:rFonts w:ascii="Times New Roman" w:hAnsi="Times New Roman" w:cs="Times New Roman"/>
-          <w:i/>
-          <w:iCs/>
-          <w:sz w:val="24"/>
-          <w:szCs w:val="24"/>
-        </w:rPr>
-        <w:t>intellectio</w:t>
-      </w:r>
-      <w:proofErr w:type="spellEnd"/>
-      <w:r>
-        <w:rPr>
-          <w:rFonts w:ascii="Times New Roman" w:hAnsi="Times New Roman" w:cs="Times New Roman"/>
-          <w:sz w:val="24"/>
-          <w:szCs w:val="24"/>
-          <w:lang w:val="ru-RU"/>
-        </w:rPr>
-        <w:t xml:space="preserve"> существует промежуточное звено; точнее, нет никакого </w:t>
-      </w:r>
-      <w:proofErr w:type="spellStart"/>
-      <w:r>
-        <w:rPr>
-          <w:rFonts w:ascii="Times New Roman" w:hAnsi="Times New Roman" w:cs="Times New Roman"/>
-          <w:i/>
-          <w:iCs/>
-          <w:sz w:val="24"/>
-          <w:szCs w:val="24"/>
-        </w:rPr>
-        <w:t>intellectio</w:t>
-      </w:r>
-      <w:proofErr w:type="spellEnd"/>
-      <w:r>
-        <w:rPr>
-          <w:rFonts w:ascii="Times New Roman" w:hAnsi="Times New Roman" w:cs="Times New Roman"/>
-          <w:sz w:val="24"/>
-          <w:szCs w:val="24"/>
-          <w:lang w:val="ru-RU"/>
-        </w:rPr>
-        <w:t xml:space="preserve">, есть только </w:t>
-      </w:r>
-      <w:proofErr w:type="spellStart"/>
-      <w:r>
-        <w:rPr>
-          <w:rFonts w:ascii="Times New Roman" w:hAnsi="Times New Roman" w:cs="Times New Roman"/>
-          <w:b/>
-          <w:bCs/>
-          <w:sz w:val="24"/>
-          <w:szCs w:val="24"/>
-        </w:rPr>
-        <w:t>sencio</w:t>
-      </w:r>
-      <w:proofErr w:type="spellEnd"/>
-      <w:r>
-        <w:rPr>
-          <w:rFonts w:ascii="Times New Roman" w:hAnsi="Times New Roman" w:cs="Times New Roman"/>
-          <w:sz w:val="24"/>
-          <w:szCs w:val="24"/>
-          <w:lang w:val="ru-RU"/>
-        </w:rPr>
-        <w:t xml:space="preserve"> (тоже самое что и </w:t>
-      </w:r>
-      <w:proofErr w:type="spellStart"/>
-      <w:r>
-        <w:rPr>
-          <w:rFonts w:ascii="Times New Roman" w:hAnsi="Times New Roman" w:cs="Times New Roman"/>
-          <w:i/>
-          <w:iCs/>
-          <w:sz w:val="24"/>
-          <w:szCs w:val="24"/>
-        </w:rPr>
-        <w:t>imaginere</w:t>
-      </w:r>
-      <w:proofErr w:type="spellEnd"/>
-      <w:r>
-        <w:rPr>
-          <w:rFonts w:ascii="Times New Roman" w:hAnsi="Times New Roman" w:cs="Times New Roman"/>
-          <w:sz w:val="24"/>
-          <w:szCs w:val="24"/>
-          <w:lang w:val="ru-RU"/>
-        </w:rPr>
-        <w:t xml:space="preserve">) — простое чувственное восприятие, и оно способно к </w:t>
-      </w:r>
-      <w:r>
-        <w:rPr>
-          <w:rFonts w:ascii="Times New Roman" w:hAnsi="Times New Roman" w:cs="Times New Roman"/>
-          <w:i/>
-          <w:iCs/>
-          <w:sz w:val="24"/>
-          <w:szCs w:val="24"/>
-          <w:lang w:val="ru-RU"/>
-        </w:rPr>
-        <w:t>самокоррекции</w:t>
-      </w:r>
-      <w:r>
-        <w:rPr>
-          <w:rFonts w:ascii="Times New Roman" w:hAnsi="Times New Roman" w:cs="Times New Roman"/>
-          <w:sz w:val="24"/>
-          <w:szCs w:val="24"/>
-          <w:lang w:val="ru-RU"/>
-        </w:rPr>
-        <w:t>.</w:t>
-      </w:r>
-    </w:p>
-    <w:p>
-      <w:pPr>
-        <w:pStyle w:val="Heading2"/>
-        <w:rPr>
-          <w:lang w:val="ru-RU"/>
-        </w:rPr>
-      </w:pPr>
-      <w:r>
-        <w:rPr>
-          <w:lang w:val="ru-RU"/>
-        </w:rPr>
-        <w:t>Откуда берется самокоррекция</w:t>
-      </w:r>
-    </w:p>
-    <w:p>
-      <w:pPr>
-        <w:rPr>
-          <w:rFonts w:ascii="Times New Roman" w:hAnsi="Times New Roman" w:cs="Times New Roman"/>
-          <w:sz w:val="24"/>
-          <w:szCs w:val="24"/>
-          <w:lang w:val="ru-RU"/>
-        </w:rPr>
-      </w:pPr>
-      <w:r>
-        <w:rPr>
-          <w:rFonts w:ascii="Times New Roman" w:hAnsi="Times New Roman" w:cs="Times New Roman"/>
-          <w:sz w:val="24"/>
-          <w:szCs w:val="24"/>
-          <w:lang w:val="ru-RU"/>
-        </w:rPr>
-        <w:t>Впервые Самокоррекция возникает из чувственного восприятия с помощью зеркала. Дело в том, что зеркало дублирует объекты, но свойства, которые в реальности можно потрогать, пощупать, понюхать, в отражении зеркала не существуют, то есть содержат меньше качеств, а значит, в зеркале дубликат, что-то менее реальное — то есть иллюзия. Кроме того, в зеркале нельзя что-то поменять; там может что-то поменяться постфактум, когда изменения произошли в реальности.</w:t>
-      </w:r>
-    </w:p>
-    <w:p>
-      <w:pPr>
-        <w:rPr>
-          <w:rFonts w:ascii="Times New Roman" w:hAnsi="Times New Roman" w:cs="Times New Roman"/>
-          <w:sz w:val="24"/>
-          <w:szCs w:val="24"/>
-          <w:lang w:val="ru-RU"/>
-        </w:rPr>
-      </w:pPr>
-      <w:r>
-        <w:rPr>
-          <w:rFonts w:ascii="Times New Roman" w:hAnsi="Times New Roman" w:cs="Times New Roman"/>
-          <w:sz w:val="24"/>
-          <w:szCs w:val="24"/>
-          <w:lang w:val="ru-RU"/>
-        </w:rPr>
-        <w:lastRenderedPageBreak/>
-        <w:t xml:space="preserve">Ещё раз: Декарт говорит, что имея только </w:t>
-      </w:r>
-      <w:proofErr w:type="spellStart"/>
-      <w:r>
-        <w:rPr>
-          <w:rFonts w:ascii="Times New Roman" w:hAnsi="Times New Roman" w:cs="Times New Roman"/>
-          <w:i/>
-          <w:iCs/>
-          <w:sz w:val="24"/>
-          <w:szCs w:val="24"/>
-        </w:rPr>
-        <w:t>imaginere</w:t>
-      </w:r>
-      <w:proofErr w:type="spellEnd"/>
-      <w:r>
-        <w:rPr>
-          <w:rFonts w:ascii="Times New Roman" w:hAnsi="Times New Roman" w:cs="Times New Roman"/>
-          <w:sz w:val="24"/>
-          <w:szCs w:val="24"/>
-          <w:lang w:val="ru-RU"/>
-        </w:rPr>
-        <w:t xml:space="preserve">, невозможно скорректировать иллюзию, что необходимо наличие </w:t>
-      </w:r>
-      <w:proofErr w:type="spellStart"/>
-      <w:r>
-        <w:rPr>
-          <w:rFonts w:ascii="Times New Roman" w:hAnsi="Times New Roman" w:cs="Times New Roman"/>
-          <w:i/>
-          <w:iCs/>
-          <w:sz w:val="24"/>
-          <w:szCs w:val="24"/>
-        </w:rPr>
-        <w:t>intellectio</w:t>
-      </w:r>
-      <w:proofErr w:type="spellEnd"/>
-      <w:r>
-        <w:rPr>
-          <w:rFonts w:ascii="Times New Roman" w:hAnsi="Times New Roman" w:cs="Times New Roman"/>
-          <w:sz w:val="24"/>
-          <w:szCs w:val="24"/>
-          <w:lang w:val="ru-RU"/>
-        </w:rPr>
-        <w:t xml:space="preserve">; Гоббс же говорит, что с помощью зеркала можно перейти к коррекции без наличия нематериального </w:t>
-      </w:r>
-      <w:proofErr w:type="spellStart"/>
-      <w:r>
-        <w:rPr>
-          <w:rFonts w:ascii="Times New Roman" w:hAnsi="Times New Roman" w:cs="Times New Roman"/>
-          <w:i/>
-          <w:iCs/>
-          <w:sz w:val="24"/>
-          <w:szCs w:val="24"/>
-        </w:rPr>
-        <w:t>intellectio</w:t>
-      </w:r>
-      <w:proofErr w:type="spellEnd"/>
-      <w:r>
-        <w:rPr>
-          <w:rFonts w:ascii="Times New Roman" w:hAnsi="Times New Roman" w:cs="Times New Roman"/>
-          <w:sz w:val="24"/>
-          <w:szCs w:val="24"/>
-          <w:lang w:val="ru-RU"/>
-        </w:rPr>
-        <w:t>.</w:t>
-      </w:r>
-    </w:p>
-    <w:p>
-      <w:pPr>
-        <w:rPr>
-          <w:rFonts w:ascii="Times New Roman" w:hAnsi="Times New Roman" w:cs="Times New Roman"/>
-          <w:sz w:val="24"/>
-          <w:szCs w:val="24"/>
-          <w:lang w:val="ru-RU"/>
-        </w:rPr>
-      </w:pPr>
-      <w:r>
-        <w:rPr>
-          <w:rFonts w:ascii="Times New Roman" w:hAnsi="Times New Roman" w:cs="Times New Roman"/>
-          <w:sz w:val="24"/>
-          <w:szCs w:val="24"/>
-          <w:lang w:val="ru-RU"/>
-        </w:rPr>
-        <w:t>Кроме того, зеркало становится метафорой для демонстрации человеческого мозга. Мозг является материей, которая отражает другую материю (чем-то напоминает недавно открытые зеркальные нейроны). Но, возможно, мозг — это кривое зеркало, неправильно отражающее реальность; что любой человек не способен правильно воспринимать мир вследствие дефекта.</w:t>
-      </w:r>
-      <w:r>
-        <w:rPr>
-          <w:rFonts w:ascii="Times New Roman" w:hAnsi="Times New Roman" w:cs="Times New Roman"/>
-          <w:sz w:val="24"/>
-          <w:szCs w:val="24"/>
-          <w:lang w:val="ru-RU"/>
-        </w:rPr>
-        <w:t xml:space="preserve"> Но даже в этом случае</w:t>
-      </w:r>
-      <w:r>
-        <w:rPr>
-          <w:rFonts w:ascii="Times New Roman" w:hAnsi="Times New Roman" w:cs="Times New Roman"/>
-          <w:sz w:val="24"/>
-          <w:szCs w:val="24"/>
-          <w:lang w:val="ru-RU"/>
-        </w:rPr>
-        <w:t>, есть метод, позволяющий эти дефекты исправлять постфактум.</w:t>
-      </w:r>
-    </w:p>
-    <w:p>
-      <w:pPr>
-        <w:pStyle w:val="Heading2"/>
-        <w:rPr>
-          <w:lang w:val="ru-RU"/>
-        </w:rPr>
-      </w:pPr>
-      <w:r>
-        <w:rPr>
-          <w:lang w:val="ru-RU"/>
-        </w:rPr>
-        <w:t>Механизм речи</w:t>
-      </w:r>
-    </w:p>
-    <w:p>
-      <w:pPr>
-        <w:rPr>
-          <w:rFonts w:ascii="Times New Roman" w:hAnsi="Times New Roman" w:cs="Times New Roman"/>
-          <w:sz w:val="24"/>
-          <w:szCs w:val="24"/>
-          <w:lang w:val="ru-RU"/>
-        </w:rPr>
-      </w:pPr>
-      <w:r>
-        <w:rPr>
-          <w:rFonts w:ascii="Times New Roman" w:hAnsi="Times New Roman" w:cs="Times New Roman"/>
-          <w:sz w:val="24"/>
-          <w:szCs w:val="24"/>
-          <w:lang w:val="ru-RU"/>
-        </w:rPr>
-        <w:t xml:space="preserve">Этот механизм является </w:t>
-      </w:r>
-      <w:r>
-        <w:rPr>
-          <w:rFonts w:ascii="Times New Roman" w:hAnsi="Times New Roman" w:cs="Times New Roman"/>
-          <w:i/>
-          <w:sz w:val="24"/>
-          <w:szCs w:val="24"/>
-          <w:lang w:val="ru-RU"/>
-        </w:rPr>
-        <w:t>речью</w:t>
-      </w:r>
-      <w:r>
-        <w:rPr>
-          <w:rFonts w:ascii="Times New Roman" w:hAnsi="Times New Roman" w:cs="Times New Roman"/>
-          <w:sz w:val="24"/>
-          <w:szCs w:val="24"/>
-          <w:lang w:val="ru-RU"/>
-        </w:rPr>
-        <w:t>.</w:t>
-      </w:r>
-      <w:r>
-        <w:rPr>
-          <w:rFonts w:ascii="Times New Roman" w:hAnsi="Times New Roman" w:cs="Times New Roman"/>
-          <w:sz w:val="24"/>
-          <w:szCs w:val="24"/>
-          <w:lang w:val="ru-RU"/>
-        </w:rPr>
-        <w:t xml:space="preserve"> </w:t>
-      </w:r>
-      <w:r>
-        <w:rPr>
-          <w:rFonts w:ascii="Times New Roman" w:hAnsi="Times New Roman" w:cs="Times New Roman"/>
-          <w:sz w:val="24"/>
-          <w:szCs w:val="24"/>
-          <w:lang w:val="ru-RU"/>
-        </w:rPr>
-        <w:t xml:space="preserve">При осуществлении на меня какого-то </w:t>
-      </w:r>
-      <w:r>
-        <w:rPr>
-          <w:rFonts w:ascii="Times New Roman" w:hAnsi="Times New Roman" w:cs="Times New Roman"/>
-          <w:i/>
-          <w:sz w:val="24"/>
-          <w:szCs w:val="24"/>
-          <w:lang w:val="ru-RU"/>
-        </w:rPr>
-        <w:t>воздействия</w:t>
-      </w:r>
-      <w:r>
-        <w:rPr>
-          <w:rFonts w:ascii="Times New Roman" w:hAnsi="Times New Roman" w:cs="Times New Roman"/>
-          <w:sz w:val="24"/>
-          <w:szCs w:val="24"/>
-          <w:lang w:val="ru-RU"/>
-        </w:rPr>
-        <w:t xml:space="preserve"> (</w:t>
-      </w:r>
-      <w:proofErr w:type="spellStart"/>
-      <w:r>
-        <w:rPr>
-          <w:rFonts w:ascii="Times New Roman" w:hAnsi="Times New Roman" w:cs="Times New Roman"/>
-          <w:b/>
-          <w:bCs/>
           <w:sz w:val="24"/>
           <w:szCs w:val="24"/>
         </w:rPr>
         <w:t>pressio</w:t>
       </w:r>
-      <w:proofErr w:type="spellEnd"/>
-      <w:r>
-        <w:rPr>
-          <w:rFonts w:ascii="Times New Roman" w:hAnsi="Times New Roman" w:cs="Times New Roman"/>
-          <w:sz w:val="24"/>
-          <w:szCs w:val="24"/>
-          <w:lang w:val="ru-RU"/>
-        </w:rPr>
-        <w:t>), это воздействие оказывает влияние на какой-то мой орган восприятия</w:t>
-      </w:r>
-      <w:proofErr w:type="gramStart"/>
-      <w:r>
-        <w:rPr>
-          <w:rFonts w:ascii="Times New Roman" w:hAnsi="Times New Roman" w:cs="Times New Roman"/>
-          <w:sz w:val="24"/>
-          <w:szCs w:val="24"/>
-          <w:lang w:val="ru-RU"/>
-        </w:rPr>
-        <w:t>; Из</w:t>
-      </w:r>
-      <w:proofErr w:type="gramEnd"/>
-      <w:r>
-        <w:rPr>
-          <w:rFonts w:ascii="Times New Roman" w:hAnsi="Times New Roman" w:cs="Times New Roman"/>
-          <w:sz w:val="24"/>
-          <w:szCs w:val="24"/>
-          <w:lang w:val="ru-RU"/>
-        </w:rPr>
-        <w:t xml:space="preserve"> органа восприятия оно передается в мозг, где от него остается </w:t>
+      <w:r>
+        <w:rPr>
+          <w:rFonts w:ascii="Times New Roman" w:hAnsi="Times New Roman" w:cs="Times New Roman"/>
+          <w:sz w:val="24"/>
+          <w:szCs w:val="24"/>
+          <w:lang w:val="ru-RU"/>
+        </w:rPr>
+        <w:t xml:space="preserve">), это воздействие оказывает влияние на какой-то мой орган восприятия; Из органа восприятия оно передается в мозг, где от него остается </w:t>
       </w:r>
       <w:r>
         <w:rPr>
@@ -1115,7 +1081,17 @@
           <w:szCs w:val="24"/>
           <w:lang w:val="ru-RU"/>
         </w:rPr>
-        <w:t xml:space="preserve">Но есть вид ошибок, который не проявится на родовидовой связи и которые исправить будет уже нельзя — ошибки на уровне первичного кодирования. Операция корректировки в этом случае будет содержать системную ошибку. Это называется </w:t>
+        <w:t xml:space="preserve">Но есть вид ошибок, который не проявится на родовидовой связи и которые исправить будет уже нельзя — ошибки на уровне первичного кодирования. Операция корректировки </w:t>
+      </w:r>
+      <w:r>
+        <w:rPr>
+          <w:rFonts w:ascii="Times New Roman" w:hAnsi="Times New Roman" w:cs="Times New Roman"/>
+          <w:sz w:val="24"/>
+          <w:szCs w:val="24"/>
+          <w:lang w:val="ru-RU"/>
+        </w:rPr>
+        <w:lastRenderedPageBreak/>
+        <w:t xml:space="preserve">в этом случае будет содержать системную ошибку. Это называется </w:t>
       </w:r>
       <w:r>
         <w:rPr>
@@ -1260,7 +1236,6 @@
         <w:rPr>
           <w:lang w:val="ru-RU"/>
         </w:rPr>
-        <w:lastRenderedPageBreak/>
         <w:t>Промежуточные итоги</w:t>
       </w:r>
     </w:p>
@@ -1280,27 +1255,7 @@
           <w:szCs w:val="24"/>
           <w:lang w:val="ru-RU"/>
         </w:rPr>
-        <w:t xml:space="preserve">Плохая новость в том, что спор до сих пор </w:t>
-      </w:r>
-      <w:proofErr w:type="spellStart"/>
-      <w:r>
-        <w:rPr>
-          <w:rFonts w:ascii="Times New Roman" w:hAnsi="Times New Roman" w:cs="Times New Roman"/>
-          <w:sz w:val="24"/>
-          <w:szCs w:val="24"/>
-          <w:lang w:val="ru-RU"/>
-        </w:rPr>
-        <w:t>неразрешен</w:t>
-      </w:r>
-      <w:proofErr w:type="spellEnd"/>
-      <w:r>
-        <w:rPr>
-          <w:rFonts w:ascii="Times New Roman" w:hAnsi="Times New Roman" w:cs="Times New Roman"/>
-          <w:sz w:val="24"/>
-          <w:szCs w:val="24"/>
-          <w:lang w:val="ru-RU"/>
-        </w:rPr>
-        <w:t xml:space="preserve">. Хорошая в том, что в процессе разрешения этого спора были созданы концепции, вполне могущие быть альтернативой как дуализму, так и материализму. </w:t>
+        <w:t xml:space="preserve">Плохая новость в том, что спор до сих пор неразрешен. Хорошая в том, что в процессе разрешения этого спора были созданы концепции, вполне могущие быть альтернативой как дуализму, так и материализму. </w:t>
       </w:r>
       <w:r>
         <w:rPr>
@@ -1354,7 +1309,6 @@
           <w:szCs w:val="24"/>
         </w:rPr>
       </w:pPr>
-      <w:proofErr w:type="spellStart"/>
       <w:r>
         <w:rPr>
           <w:rFonts w:ascii="Times New Roman" w:hAnsi="Times New Roman" w:cs="Times New Roman"/>
@@ -1365,7 +1319,6 @@
         </w:rPr>
         <w:t>Эмпиризм</w:t>
       </w:r>
-      <w:proofErr w:type="spellEnd"/>
     </w:p>
     <w:p>
       <w:pPr>
@@ -1381,7 +1334,6 @@
           <w:szCs w:val="24"/>
         </w:rPr>
       </w:pPr>
-      <w:proofErr w:type="spellStart"/>
       <w:r>
         <w:rPr>
           <w:rFonts w:ascii="Times New Roman" w:hAnsi="Times New Roman" w:cs="Times New Roman"/>
@@ -1392,7 +1344,6 @@
         </w:rPr>
         <w:t>Лейбниц</w:t>
       </w:r>
-      <w:proofErr w:type="spellEnd"/>
     </w:p>
     <w:p>
       <w:pPr>
@@ -1440,7 +1391,6 @@
           <w:szCs w:val="24"/>
         </w:rPr>
       </w:pPr>
-      <w:proofErr w:type="spellStart"/>
       <w:r>
         <w:rPr>
           <w:rFonts w:ascii="Times New Roman" w:hAnsi="Times New Roman" w:cs="Times New Roman"/>
@@ -1451,32 +1401,13 @@
         </w:rPr>
         <w:t>Кант</w:t>
       </w:r>
-      <w:proofErr w:type="spellEnd"/>
-      <w:r>
-        <w:rPr>
-          <w:rFonts w:ascii="Times New Roman" w:hAnsi="Times New Roman" w:cs="Times New Roman"/>
-          <w:sz w:val="24"/>
-          <w:szCs w:val="24"/>
-        </w:rPr>
-        <w:t xml:space="preserve"> (</w:t>
-      </w:r>
-      <w:proofErr w:type="spellStart"/>
-      <w:r>
-        <w:rPr>
-          <w:rFonts w:ascii="Times New Roman" w:hAnsi="Times New Roman" w:cs="Times New Roman"/>
-          <w:sz w:val="24"/>
-          <w:szCs w:val="24"/>
-        </w:rPr>
-        <w:t>трансцендентализм</w:t>
-      </w:r>
-      <w:proofErr w:type="spellEnd"/>
-      <w:r>
-        <w:rPr>
-          <w:rFonts w:ascii="Times New Roman" w:hAnsi="Times New Roman" w:cs="Times New Roman"/>
-          <w:sz w:val="24"/>
-          <w:szCs w:val="24"/>
-        </w:rPr>
-        <w:t>)</w:t>
+      <w:r>
+        <w:rPr>
+          <w:rFonts w:ascii="Times New Roman" w:hAnsi="Times New Roman" w:cs="Times New Roman"/>
+          <w:sz w:val="24"/>
+          <w:szCs w:val="24"/>
+        </w:rPr>
+        <w:t xml:space="preserve"> (трансцендентализм)</w:t>
       </w:r>
     </w:p>
     <w:p>

--- a/public/lesson-12.docx
+++ b/public/lesson-12.docx
@@ -12,72 +12,138 @@
         <w:rPr>
           <w:lang w:val="ru-RU"/>
         </w:rPr>
-        <w:t>#50 Фундаментальная проблема философской теории познания – вопрос о сущности мышления / сознания, что выражается в споре между дуализмом и материализмом;</w:t>
-      </w:r>
-    </w:p>
-    <w:p>
-      <w:pPr>
-        <w:rPr>
-          <w:lang w:val="ru-RU"/>
-        </w:rPr>
-      </w:pPr>
-      <w:r>
-        <w:rPr>
-          <w:lang w:val="ru-RU"/>
-        </w:rPr>
-        <w:t xml:space="preserve">#51 Гоббс: "мышление" – это не отдельная субстанция, а (отражающее) свойство материальной субстанции ("мозг"); </w:t>
-      </w:r>
-    </w:p>
-    <w:p>
-      <w:pPr>
-        <w:rPr>
-          <w:lang w:val="ru-RU"/>
-        </w:rPr>
-      </w:pPr>
-      <w:r>
-        <w:rPr>
-          <w:lang w:val="ru-RU"/>
-        </w:rPr>
-        <w:t>#52 "Аргумент зеркала": отражающая поверхность как объект чувственного восприятия даёт возможность разделить иллюзию и реальность – без обращения к ментальной способности (intellectio), которая отличалась бы от восприятия (imaginere / sensio) на субстанциональном уровне;</w:t>
-      </w:r>
-    </w:p>
-    <w:p>
-      <w:pPr>
-        <w:rPr>
-          <w:lang w:val="ru-RU"/>
-        </w:rPr>
-      </w:pPr>
-      <w:r>
-        <w:rPr>
-          <w:lang w:val="ru-RU"/>
-        </w:rPr>
-        <w:t>#53 Язык / Речь как механизм коррекции когнитивных искажений: возникает через кодирование / номинацию впечатлений (impressionem) в мозгу, и ошибки выявляются через анализ родо-видовых связей между именами;</w:t>
-      </w:r>
-    </w:p>
-    <w:p>
-      <w:pPr>
-        <w:rPr>
-          <w:lang w:val="ru-RU"/>
-        </w:rPr>
-      </w:pPr>
-      <w:r>
-        <w:rPr>
-          <w:lang w:val="ru-RU"/>
-        </w:rPr>
-        <w:t>#54 Искажения не могут быть обнаружены, если они заложены изначально на уровне кодирования впечатлений: любая процедура проверки знания на истинность ненадёжна, поскольку ошибка может содержаться в самой процедуре проверки (эффект "замкнутой системы");</w:t>
-      </w:r>
-    </w:p>
-    <w:p>
-      <w:pPr>
-        <w:rPr>
-          <w:lang w:val="ru-RU"/>
-        </w:rPr>
-      </w:pPr>
-      <w:r>
-        <w:rPr>
-          <w:lang w:val="ru-RU"/>
-        </w:rPr>
-        <w:t>#55 Декарт (дуализм): мышление – за пределами материальной / протяженной субстанции: исследуемая система познаваема, но познающее мышление – нет; Гоббс (материализм): мышление - внутри материальной / протяжённой субстанции ("мозг"): мышление познаваемо, но исследуемая система – нет.</w:t>
+        <w:t>#50</w:t>
+      </w:r>
+      <w:r>
+        <w:rPr>
+          <w:lang w:val="ru-RU"/>
+        </w:rPr>
+        <w:t>.</w:t>
+      </w:r>
+      <w:r>
+        <w:rPr>
+          <w:lang w:val="ru-RU"/>
+        </w:rPr>
+        <w:t xml:space="preserve"> Фундаментальная проблема философской теории познания – вопрос о сущности мышления / сознания, что выражается в споре между дуализмом и материализмом;</w:t>
+      </w:r>
+    </w:p>
+    <w:p>
+      <w:pPr>
+        <w:rPr>
+          <w:lang w:val="ru-RU"/>
+        </w:rPr>
+      </w:pPr>
+      <w:r>
+        <w:rPr>
+          <w:lang w:val="ru-RU"/>
+        </w:rPr>
+        <w:t>#51</w:t>
+      </w:r>
+      <w:r>
+        <w:rPr>
+          <w:lang w:val="ru-RU"/>
+        </w:rPr>
+        <w:t>.</w:t>
+      </w:r>
+      <w:r>
+        <w:rPr>
+          <w:lang w:val="ru-RU"/>
+        </w:rPr>
+        <w:t xml:space="preserve"> Гоббс: "мышление" – это не отдельная субстанция, а (отражающее) свойство материальной субстанции ("мозг"); </w:t>
+      </w:r>
+    </w:p>
+    <w:p>
+      <w:pPr>
+        <w:rPr>
+          <w:lang w:val="ru-RU"/>
+        </w:rPr>
+      </w:pPr>
+      <w:r>
+        <w:rPr>
+          <w:lang w:val="ru-RU"/>
+        </w:rPr>
+        <w:t>#52</w:t>
+      </w:r>
+      <w:r>
+        <w:rPr>
+          <w:lang w:val="ru-RU"/>
+        </w:rPr>
+        <w:t>.</w:t>
+      </w:r>
+      <w:r>
+        <w:rPr>
+          <w:lang w:val="ru-RU"/>
+        </w:rPr>
+        <w:t xml:space="preserve"> "Аргумент зеркала": отражающая поверхность как объект чувственного восприятия даёт возможность разделить иллюзию и реальность – без обращения к ментальной способности (intellectio), которая отличалась бы от восприятия (imaginere / sensio) на субстанциональном уровне;</w:t>
+      </w:r>
+    </w:p>
+    <w:p>
+      <w:pPr>
+        <w:rPr>
+          <w:lang w:val="ru-RU"/>
+        </w:rPr>
+      </w:pPr>
+      <w:r>
+        <w:rPr>
+          <w:lang w:val="ru-RU"/>
+        </w:rPr>
+        <w:t>#53</w:t>
+      </w:r>
+      <w:r>
+        <w:rPr>
+          <w:lang w:val="ru-RU"/>
+        </w:rPr>
+        <w:t>.</w:t>
+      </w:r>
+      <w:r>
+        <w:rPr>
+          <w:lang w:val="ru-RU"/>
+        </w:rPr>
+        <w:t xml:space="preserve"> Язык / Речь как механизм коррекции когнитивных искажений: возникает через кодирование / номинацию впечатлений (impressionem) в мозгу, и ошибки выявляются через анализ родо-видовых связей между именами;</w:t>
+      </w:r>
+    </w:p>
+    <w:p>
+      <w:pPr>
+        <w:rPr>
+          <w:lang w:val="ru-RU"/>
+        </w:rPr>
+      </w:pPr>
+      <w:r>
+        <w:rPr>
+          <w:lang w:val="ru-RU"/>
+        </w:rPr>
+        <w:t>#54</w:t>
+      </w:r>
+      <w:r>
+        <w:t>.</w:t>
+      </w:r>
+      <w:r>
+        <w:rPr>
+          <w:lang w:val="ru-RU"/>
+        </w:rPr>
+        <w:t xml:space="preserve"> Искажения не могут быть обнаружены, если они заложены изначально на уровне кодирования впечатлений: любая процедура проверки знания на истинность ненадёжна, поскольку ошибка может содержаться в самой процедуре проверки (эффект "замкнутой системы");</w:t>
+      </w:r>
+    </w:p>
+    <w:p>
+      <w:pPr>
+        <w:rPr>
+          <w:lang w:val="ru-RU"/>
+        </w:rPr>
+      </w:pPr>
+      <w:r>
+        <w:rPr>
+          <w:lang w:val="ru-RU"/>
+        </w:rPr>
+        <w:t>#55</w:t>
+      </w:r>
+      <w:r>
+        <w:t>.</w:t>
+      </w:r>
+      <w:r>
+        <w:rPr>
+          <w:lang w:val="ru-RU"/>
+        </w:rPr>
+        <w:t xml:space="preserve"> Декарт (дуализм): мышление – за пределами материальной / протяженной субстанции: исследуемая система познаваема, но познающее мышление – нет; Гоббс (материализм): мышление - внутри материальной / протяжённой субстанции ("мозг"): мышление познаваемо, но исследуемая система – нет.</w:t>
       </w:r>
     </w:p>
     <w:p>
